--- a/files/መመስረቻ_ሽርክና_ማህበር.docx
+++ b/files/መመስረቻ_ሽርክና_ማህበር.docx
@@ -17,7 +17,55 @@
           <w:sz w:val="36"/>
           <w:szCs w:val="36"/>
         </w:rPr>
-        <w:t>መ</w:t>
+        <w:t>ፋሲካ</w:t>
+      </w:r>
+      <w:r>
+        <w:rPr>
+          <w:rFonts w:ascii="Geez Able" w:hAnsi="Geez Able" w:cs="Geez Able"/>
+          <w:sz w:val="36"/>
+          <w:szCs w:val="36"/>
+        </w:rPr>
+        <w:t xml:space="preserve"> ህሊና</w:t>
+      </w:r>
+      <w:r>
+        <w:rPr>
+          <w:rFonts w:ascii="Geez Able" w:hAnsi="Geez Able" w:cs="Geez Able"/>
+          <w:sz w:val="36"/>
+          <w:szCs w:val="36"/>
+        </w:rPr>
+        <w:t xml:space="preserve"> እና ጓደኞቻቸዉ </w:t>
+      </w:r>
+      <w:r>
+        <w:rPr>
+          <w:rFonts w:ascii="Geez Able" w:hAnsi="Geez Able" w:cs="Geez Able"/>
+          <w:sz w:val="36"/>
+          <w:szCs w:val="36"/>
+        </w:rPr>
+        <w:t>ሸቀጣ</w:t>
+      </w:r>
+      <w:r>
+        <w:rPr>
+          <w:rFonts w:ascii="Geez Able" w:hAnsi="Geez Able" w:cs="Geez Able"/>
+          <w:sz w:val="36"/>
+          <w:szCs w:val="36"/>
+        </w:rPr>
+        <w:t xml:space="preserve"> </w:t>
+      </w:r>
+      <w:r>
+        <w:rPr>
+          <w:rFonts w:ascii="Geez Able" w:hAnsi="Geez Able" w:cs="Geez Able"/>
+          <w:sz w:val="36"/>
+          <w:szCs w:val="36"/>
+        </w:rPr>
+        <w:t>ሸቀጥ</w:t>
+      </w:r>
+      <w:r>
+        <w:rPr>
+          <w:rFonts w:ascii="Geez Able" w:hAnsi="Geez Able" w:cs="Geez Able"/>
+          <w:sz w:val="36"/>
+          <w:szCs w:val="36"/>
+        </w:rPr>
+        <w:t xml:space="preserve"> </w:t>
       </w:r>
       <w:r>
         <w:rPr>
@@ -26,7 +74,7 @@
           <w:szCs w:val="36"/>
           <w:lang w:val="en-US"/>
         </w:rPr>
-        <w:t>ብ</w:t>
+        <w:t>ስ</w:t>
       </w:r>
       <w:r>
         <w:rPr>
@@ -34,40 +82,6 @@
           <w:sz w:val="36"/>
           <w:szCs w:val="36"/>
         </w:rPr>
-        <w:t>ሩክ፤ሀ</w:t>
-      </w:r>
-      <w:r>
-        <w:rPr>
-          <w:rFonts w:ascii="Geez Able" w:hAnsi="Geez Able" w:cs="Geez Able"/>
-          <w:sz w:val="36"/>
-          <w:szCs w:val="36"/>
-          <w:lang w:val="en-US"/>
-        </w:rPr>
-        <w:t>ዊ</w:t>
-      </w:r>
-      <w:r>
-        <w:rPr>
-          <w:rFonts w:ascii="Geez Able" w:hAnsi="Geez Able" w:cs="Geez Able"/>
-          <w:sz w:val="36"/>
-          <w:szCs w:val="36"/>
-        </w:rPr>
-        <w:t xml:space="preserve"> እና ጓደኞቻቸዉ የመጽዳጃ </w:t>
-      </w:r>
-      <w:r>
-        <w:rPr>
-          <w:rFonts w:ascii="Geez Able" w:hAnsi="Geez Able" w:cs="Geez Able"/>
-          <w:sz w:val="36"/>
-          <w:szCs w:val="36"/>
-          <w:lang w:val="en-US"/>
-        </w:rPr>
-        <w:t>ስ</w:t>
-      </w:r>
-      <w:r>
-        <w:rPr>
-          <w:rFonts w:ascii="Geez Able" w:hAnsi="Geez Able" w:cs="Geez Able"/>
-          <w:sz w:val="36"/>
-          <w:szCs w:val="36"/>
-        </w:rPr>
         <w:t>ራ ህብረት ሽርክና ማኅበር</w:t>
       </w:r>
     </w:p>
@@ -157,50 +171,31 @@
           <w:sz w:val="24"/>
           <w:szCs w:val="24"/>
         </w:rPr>
-        <w:t>በሰነዱ ግርጌ ፊርማችን ባሰፈሩት መካካል በኢትዮጵያ ንግድ ሕግ አንቀፅ 1243/13 የሚገዛ ናዓለማዉም ከዚህ በታች በአንቀፅ 4 ስር መ</w:t>
-      </w:r>
-      <w:r>
-        <w:rPr>
-          <w:rFonts w:ascii="Geez Able" w:hAnsi="Geez Able" w:cs="Geez Able"/>
-          <w:sz w:val="24"/>
-          <w:szCs w:val="24"/>
-          <w:lang w:val="en-US"/>
-        </w:rPr>
-        <w:t>ብ</w:t>
-      </w:r>
-      <w:r>
-        <w:rPr>
-          <w:rFonts w:ascii="Geez Able" w:hAnsi="Geez Able" w:cs="Geez Able"/>
-          <w:sz w:val="24"/>
-          <w:szCs w:val="24"/>
-        </w:rPr>
-        <w:t>ሩክ፤ሀ</w:t>
-      </w:r>
-      <w:r>
-        <w:rPr>
-          <w:rFonts w:ascii="Geez Able" w:hAnsi="Geez Able" w:cs="Geez Able"/>
-          <w:sz w:val="24"/>
-          <w:szCs w:val="24"/>
-          <w:lang w:val="en-US"/>
-        </w:rPr>
-        <w:t>ዋ</w:t>
-      </w:r>
-      <w:r>
-        <w:rPr>
-          <w:rFonts w:ascii="Geez Able" w:hAnsi="Geez Able" w:cs="Geez Able"/>
-          <w:sz w:val="24"/>
-          <w:szCs w:val="24"/>
-        </w:rPr>
-        <w:t xml:space="preserve"> እና ጓደኞቻቸዉ የመጽዳጃ ሽራ ህብረት ሽርክና ማህበር</w:t>
-      </w:r>
-      <w:r>
-        <w:rPr>
-          <w:rFonts w:ascii="Geez Able" w:hAnsi="Geez Able" w:cs="Geez Able"/>
-          <w:sz w:val="24"/>
-          <w:szCs w:val="24"/>
-          <w:lang w:val="en-US"/>
+        <w:t>በሰነዱ ግርጌ ፊርማችን ባሰፈሩት መካካል በኢትዮጵያ ንግድ ሕግ አንቀፅ 1243/13 የሚገዛና</w:t>
+      </w:r>
+      <w:r>
+        <w:rPr>
+          <w:rFonts w:ascii="Geez Able" w:hAnsi="Geez Able" w:cs="Geez Able"/>
+          <w:sz w:val="24"/>
+          <w:szCs w:val="24"/>
         </w:rPr>
         <w:t xml:space="preserve"> </w:t>
+      </w:r>
+      <w:r>
+        <w:rPr>
+          <w:rFonts w:ascii="Geez Able" w:hAnsi="Geez Able" w:cs="Geez Able"/>
+          <w:sz w:val="24"/>
+          <w:szCs w:val="24"/>
+        </w:rPr>
+        <w:t xml:space="preserve">ዓለማዉም ከዚህ በታች በአንቀፅ 4 ስር </w:t>
+      </w:r>
+      <w:r>
+        <w:rPr>
+          <w:rFonts w:ascii="Geez Able" w:hAnsi="Geez Able" w:cs="Geez Able"/>
+          <w:sz w:val="24"/>
+          <w:szCs w:val="24"/>
+        </w:rPr>
+        <w:t xml:space="preserve">ፋሲካ ህሊና እና ጓደኞቻቸዉ ሸቀጣ ሸቀጥ ስራ ህብረት ሽርክና ማኅበር </w:t>
       </w:r>
       <w:r>
         <w:rPr>
@@ -670,7 +665,7 @@
                 <w:sz w:val="24"/>
                 <w:szCs w:val="24"/>
               </w:rPr>
-              <w:t>ወ/ሮ መ</w:t>
+              <w:t xml:space="preserve">ወ/ሮ </w:t>
             </w:r>
             <w:r>
               <w:rPr>
@@ -678,18 +673,8 @@
                 <w:bCs/>
                 <w:sz w:val="24"/>
                 <w:szCs w:val="24"/>
-                <w:lang w:val="en-US"/>
-              </w:rPr>
-              <w:t>ብ</w:t>
-            </w:r>
-            <w:r>
-              <w:rPr>
-                <w:rFonts w:ascii="Geez Able" w:hAnsi="Geez Able" w:cs="Geez Able"/>
-                <w:bCs/>
-                <w:sz w:val="24"/>
-                <w:szCs w:val="24"/>
-              </w:rPr>
-              <w:t>ሩክ ተማም አህመድ</w:t>
+              </w:rPr>
+              <w:t>ፋሲካ አምሳሉ ዳኘው</w:t>
             </w:r>
           </w:p>
         </w:tc>
@@ -769,7 +754,7 @@
                 <w:sz w:val="24"/>
                 <w:szCs w:val="24"/>
               </w:rPr>
-              <w:t>ቂርቆስ</w:t>
+              <w:t>የካ</w:t>
             </w:r>
           </w:p>
         </w:tc>
@@ -797,7 +782,7 @@
                 <w:szCs w:val="24"/>
                 <w:lang w:val="en-US"/>
               </w:rPr>
-              <w:t>08</w:t>
+              <w:t>06</w:t>
             </w:r>
           </w:p>
         </w:tc>
@@ -825,37 +810,7 @@
                 <w:szCs w:val="24"/>
                 <w:lang w:val="en-US"/>
               </w:rPr>
-              <w:t>B</w:t>
-            </w:r>
-            <w:r>
-              <w:rPr>
-                <w:rFonts w:ascii="Geez Able" w:hAnsi="Geez Able" w:cs="Geez Able"/>
-                <w:bCs/>
-                <w:sz w:val="24"/>
-                <w:szCs w:val="24"/>
-                <w:lang w:val="en-US"/>
-              </w:rPr>
-              <w:t>2/2</w:t>
-            </w:r>
-            <w:r>
-              <w:rPr>
-                <w:rFonts w:ascii="Geez Able" w:hAnsi="Geez Able" w:cs="Geez Able"/>
-                <w:bCs/>
-                <w:sz w:val="24"/>
-                <w:szCs w:val="24"/>
-                <w:lang w:val="en-US"/>
-              </w:rPr>
-              <w:t>2</w:t>
-            </w:r>
-            <w:r>
-              <w:rPr>
-                <w:rFonts w:ascii="Geez Able" w:hAnsi="Geez Able" w:cs="Geez Able"/>
-                <w:bCs/>
-                <w:sz w:val="24"/>
-                <w:szCs w:val="24"/>
-                <w:lang w:val="en-US"/>
-              </w:rPr>
-              <w:t>4</w:t>
+              <w:t>771</w:t>
             </w:r>
           </w:p>
         </w:tc>
@@ -912,7 +867,7 @@
                 <w:sz w:val="24"/>
                 <w:szCs w:val="24"/>
               </w:rPr>
-              <w:t>ወ/ሮ ሀ</w:t>
+              <w:t xml:space="preserve">ወ/ት </w:t>
             </w:r>
             <w:r>
               <w:rPr>
@@ -921,16 +876,7 @@
                 <w:sz w:val="24"/>
                 <w:szCs w:val="24"/>
               </w:rPr>
-              <w:t>ዊ</w:t>
-            </w:r>
-            <w:r>
-              <w:rPr>
-                <w:rFonts w:ascii="Geez Able" w:hAnsi="Geez Able" w:cs="Geez Able"/>
-                <w:bCs/>
-                <w:sz w:val="24"/>
-                <w:szCs w:val="24"/>
-              </w:rPr>
-              <w:t xml:space="preserve"> ዋቅሹም ከበደ</w:t>
+              <w:t>ህሊና አንዱአለም ዘውዴ</w:t>
             </w:r>
           </w:p>
         </w:tc>
@@ -1009,7 +955,7 @@
                 <w:sz w:val="24"/>
                 <w:szCs w:val="24"/>
               </w:rPr>
-              <w:t>ቂርቆስ</w:t>
+              <w:t>የካ</w:t>
             </w:r>
           </w:p>
         </w:tc>
@@ -1037,7 +983,7 @@
                 <w:szCs w:val="24"/>
                 <w:lang w:val="en-US"/>
               </w:rPr>
-              <w:t>08</w:t>
+              <w:t>11</w:t>
             </w:r>
           </w:p>
         </w:tc>
@@ -1065,17 +1011,7 @@
                 <w:szCs w:val="24"/>
                 <w:lang w:val="en-US"/>
               </w:rPr>
-              <w:t>596/13</w:t>
-            </w:r>
-            <w:r>
-              <w:rPr>
-                <w:rFonts w:ascii="Geez Able" w:hAnsi="Geez Able" w:cs="Geez Able"/>
-                <w:bCs/>
-                <w:sz w:val="24"/>
-                <w:szCs w:val="24"/>
-                <w:lang w:val="en-US"/>
-              </w:rPr>
-              <w:t>/30</w:t>
+              <w:t>አዲስ</w:t>
             </w:r>
           </w:p>
         </w:tc>
@@ -1132,7 +1068,52 @@
                 <w:sz w:val="24"/>
                 <w:szCs w:val="24"/>
               </w:rPr>
-              <w:t>ወ/ሮ ጫልቱ ዴቲ በየነ</w:t>
+              <w:t>ወ/ሮ</w:t>
+            </w:r>
+            <w:r>
+              <w:rPr>
+                <w:rFonts w:ascii="Geez Able" w:hAnsi="Geez Able" w:cs="Geez Able"/>
+                <w:bCs/>
+                <w:sz w:val="24"/>
+                <w:szCs w:val="24"/>
+              </w:rPr>
+              <w:t xml:space="preserve"> መቅደስ ጌጡ ወን</w:t>
+            </w:r>
+            <w:r>
+              <w:rPr>
+                <w:rFonts w:ascii="Geez Able" w:hAnsi="Geez Able" w:cs="Geez Able"/>
+                <w:bCs/>
+                <w:sz w:val="24"/>
+                <w:szCs w:val="24"/>
+              </w:rPr>
+              <w:t>ድ</w:t>
+            </w:r>
+            <w:r>
+              <w:rPr>
+                <w:rFonts w:ascii="Geez Able" w:hAnsi="Geez Able" w:cs="Geez Able"/>
+                <w:bCs/>
+                <w:sz w:val="24"/>
+                <w:szCs w:val="24"/>
+              </w:rPr>
+              <w:t>አ</w:t>
+            </w:r>
+            <w:r>
+              <w:rPr>
+                <w:rFonts w:ascii="Geez Able" w:hAnsi="Geez Able" w:cs="Geez Able"/>
+                <w:bCs/>
+                <w:sz w:val="24"/>
+                <w:szCs w:val="24"/>
+              </w:rPr>
+              <w:t>ፍራ</w:t>
+            </w:r>
+            <w:r>
+              <w:rPr>
+                <w:rFonts w:ascii="Geez Able" w:hAnsi="Geez Able" w:cs="Geez Able"/>
+                <w:bCs/>
+                <w:sz w:val="24"/>
+                <w:szCs w:val="24"/>
+              </w:rPr>
+              <w:t>ሽ</w:t>
             </w:r>
           </w:p>
         </w:tc>
@@ -1211,7 +1192,7 @@
                 <w:sz w:val="24"/>
                 <w:szCs w:val="24"/>
               </w:rPr>
-              <w:t>ቂርቆስ</w:t>
+              <w:t>የካ</w:t>
             </w:r>
           </w:p>
         </w:tc>
@@ -1239,7 +1220,7 @@
                 <w:szCs w:val="24"/>
                 <w:lang w:val="en-US"/>
               </w:rPr>
-              <w:t>08</w:t>
+              <w:t>11</w:t>
             </w:r>
           </w:p>
         </w:tc>
@@ -1267,441 +1248,7 @@
                 <w:szCs w:val="24"/>
                 <w:lang w:val="en-US"/>
               </w:rPr>
-              <w:t>038</w:t>
-            </w:r>
-            <w:r>
-              <w:rPr>
-                <w:rFonts w:ascii="Geez Able" w:hAnsi="Geez Able" w:cs="Geez Able"/>
-                <w:bCs/>
-                <w:sz w:val="24"/>
-                <w:szCs w:val="24"/>
-                <w:lang w:val="en-US"/>
-              </w:rPr>
-              <w:t>/ለ</w:t>
-            </w:r>
-            <w:r>
-              <w:rPr>
-                <w:rFonts w:ascii="Geez Able" w:hAnsi="Geez Able" w:cs="Geez Able"/>
-                <w:bCs/>
-                <w:sz w:val="24"/>
-                <w:szCs w:val="24"/>
-                <w:lang w:val="en-US"/>
-              </w:rPr>
-              <w:t>/29</w:t>
-            </w:r>
-          </w:p>
-        </w:tc>
-      </w:tr>
-      <w:tr>
-        <w:trPr>
-          <w:trHeight w:val="70"/>
-        </w:trPr>
-        <w:tc>
-          <w:tcPr>
-            <w:tcW w:w="732" w:type="dxa"/>
-          </w:tcPr>
-          <w:p>
-            <w:pPr>
-              <w:spacing w:line="288" w:lineRule="auto"/>
-              <w:jc w:val="both"/>
-              <w:rPr>
-                <w:rFonts w:ascii="Geez Able" w:hAnsi="Geez Able" w:cs="Geez Able"/>
-                <w:bCs/>
-                <w:sz w:val="24"/>
-                <w:szCs w:val="24"/>
-              </w:rPr>
-            </w:pPr>
-            <w:r>
-              <w:rPr>
-                <w:rFonts w:ascii="Geez Able" w:hAnsi="Geez Able" w:cs="Geez Able"/>
-                <w:bCs/>
-                <w:sz w:val="24"/>
-                <w:szCs w:val="24"/>
-              </w:rPr>
-              <w:t>4.</w:t>
-            </w:r>
-          </w:p>
-        </w:tc>
-        <w:tc>
-          <w:tcPr>
-            <w:tcW w:w="3313" w:type="dxa"/>
-          </w:tcPr>
-          <w:p>
-            <w:pPr>
-              <w:spacing w:line="288" w:lineRule="auto"/>
-              <w:jc w:val="both"/>
-              <w:rPr>
-                <w:rFonts w:ascii="Geez Able" w:hAnsi="Geez Able" w:cs="Geez Able"/>
-                <w:bCs/>
-                <w:sz w:val="24"/>
-                <w:szCs w:val="24"/>
-              </w:rPr>
-            </w:pPr>
-            <w:r>
-              <w:rPr>
-                <w:rFonts w:ascii="Geez Able" w:hAnsi="Geez Able" w:cs="Geez Able"/>
-                <w:bCs/>
-                <w:sz w:val="24"/>
-                <w:szCs w:val="24"/>
-              </w:rPr>
-              <w:t>ወ/ሮ ብልጫ ነጋ ደበላ</w:t>
-            </w:r>
-          </w:p>
-        </w:tc>
-        <w:tc>
-          <w:tcPr>
-            <w:tcW w:w="1505" w:type="dxa"/>
-          </w:tcPr>
-          <w:p>
-            <w:pPr>
-              <w:spacing w:line="288" w:lineRule="auto"/>
-              <w:jc w:val="both"/>
-              <w:rPr>
-                <w:rFonts w:ascii="Geez Able" w:hAnsi="Geez Able" w:cs="Geez Able"/>
-                <w:bCs/>
-                <w:sz w:val="24"/>
-                <w:szCs w:val="24"/>
-              </w:rPr>
-            </w:pPr>
-            <w:r>
-              <w:rPr>
-                <w:rFonts w:ascii="Geez Able" w:hAnsi="Geez Able" w:cs="Geez Able"/>
-                <w:bCs/>
-                <w:sz w:val="24"/>
-                <w:szCs w:val="24"/>
-              </w:rPr>
-              <w:t>ኢትዮጵያዊት</w:t>
-            </w:r>
-          </w:p>
-        </w:tc>
-        <w:tc>
-          <w:tcPr>
-            <w:tcW w:w="891" w:type="dxa"/>
-          </w:tcPr>
-          <w:p>
-            <w:pPr>
-              <w:spacing w:line="288" w:lineRule="auto"/>
-              <w:jc w:val="center"/>
-              <w:rPr>
-                <w:rFonts w:ascii="Geez Able" w:hAnsi="Geez Able" w:cs="Geez Able"/>
-                <w:bCs/>
-                <w:sz w:val="24"/>
-                <w:szCs w:val="24"/>
-              </w:rPr>
-            </w:pPr>
-            <w:r>
-              <w:rPr>
-                <w:rFonts w:ascii="Geez Able" w:hAnsi="Geez Able" w:cs="Geez Able"/>
-                <w:bCs/>
-                <w:sz w:val="24"/>
-                <w:szCs w:val="24"/>
-                <w:lang w:val="en-US"/>
-              </w:rPr>
-              <w:t>አ.አ</w:t>
-            </w:r>
-          </w:p>
-        </w:tc>
-        <w:tc>
-          <w:tcPr>
-            <w:tcW w:w="1594" w:type="dxa"/>
-          </w:tcPr>
-          <w:p>
-            <w:pPr>
-              <w:spacing w:line="288" w:lineRule="auto"/>
-              <w:jc w:val="center"/>
-              <w:rPr>
-                <w:rFonts w:ascii="Geez Able" w:hAnsi="Geez Able" w:cs="Geez Able"/>
-                <w:bCs/>
-                <w:sz w:val="24"/>
-                <w:szCs w:val="24"/>
-              </w:rPr>
-            </w:pPr>
-            <w:r>
-              <w:rPr>
-                <w:rFonts w:ascii="Geez Able" w:hAnsi="Geez Able" w:cs="Geez Able"/>
-                <w:bCs/>
-                <w:sz w:val="24"/>
-                <w:szCs w:val="24"/>
-              </w:rPr>
-              <w:t>ቂርቆስ</w:t>
-            </w:r>
-          </w:p>
-        </w:tc>
-        <w:tc>
-          <w:tcPr>
-            <w:tcW w:w="1382" w:type="dxa"/>
-          </w:tcPr>
-          <w:p>
-            <w:pPr>
-              <w:spacing w:line="288" w:lineRule="auto"/>
-              <w:jc w:val="center"/>
-              <w:rPr>
-                <w:rFonts w:ascii="Geez Able" w:hAnsi="Geez Able" w:cs="Geez Able"/>
-                <w:bCs/>
-                <w:sz w:val="24"/>
-                <w:szCs w:val="24"/>
-                <w:lang w:val="en-US"/>
-              </w:rPr>
-            </w:pPr>
-            <w:r>
-              <w:rPr>
-                <w:rFonts w:ascii="Geez Able" w:hAnsi="Geez Able" w:cs="Geez Able"/>
-                <w:bCs/>
-                <w:sz w:val="24"/>
-                <w:szCs w:val="24"/>
-                <w:lang w:val="en-US"/>
-              </w:rPr>
-              <w:t>08</w:t>
-            </w:r>
-          </w:p>
-        </w:tc>
-        <w:tc>
-          <w:tcPr>
-            <w:tcW w:w="1202" w:type="dxa"/>
-          </w:tcPr>
-          <w:p>
-            <w:pPr>
-              <w:spacing w:line="288" w:lineRule="auto"/>
-              <w:jc w:val="center"/>
-              <w:rPr>
-                <w:rFonts w:ascii="Geez Able" w:hAnsi="Geez Able" w:cs="Geez Able"/>
-                <w:bCs/>
-                <w:sz w:val="24"/>
-                <w:szCs w:val="24"/>
-                <w:lang w:val="en-US"/>
-              </w:rPr>
-            </w:pPr>
-            <w:r>
-              <w:rPr>
-                <w:rFonts w:ascii="Geez Able" w:hAnsi="Geez Able" w:cs="Geez Able"/>
-                <w:bCs/>
-                <w:sz w:val="24"/>
-                <w:szCs w:val="24"/>
-                <w:lang w:val="en-US"/>
-              </w:rPr>
-              <w:t>594/08/30</w:t>
-            </w:r>
-          </w:p>
-        </w:tc>
-      </w:tr>
-      <w:tr>
-        <w:trPr>
-          <w:trHeight w:val="70"/>
-        </w:trPr>
-        <w:tc>
-          <w:tcPr>
-            <w:tcW w:w="732" w:type="dxa"/>
-          </w:tcPr>
-          <w:p>
-            <w:pPr>
-              <w:spacing w:line="288" w:lineRule="auto"/>
-              <w:jc w:val="both"/>
-              <w:rPr>
-                <w:rFonts w:ascii="Geez Able" w:hAnsi="Geez Able" w:cs="Geez Able"/>
-                <w:bCs/>
-                <w:sz w:val="24"/>
-                <w:szCs w:val="24"/>
-              </w:rPr>
-            </w:pPr>
-            <w:r>
-              <w:rPr>
-                <w:rFonts w:ascii="Geez Able" w:hAnsi="Geez Able" w:cs="Geez Able"/>
-                <w:bCs/>
-                <w:sz w:val="24"/>
-                <w:szCs w:val="24"/>
-              </w:rPr>
-              <w:t>5.</w:t>
-            </w:r>
-          </w:p>
-        </w:tc>
-        <w:tc>
-          <w:tcPr>
-            <w:tcW w:w="3313" w:type="dxa"/>
-          </w:tcPr>
-          <w:p>
-            <w:pPr>
-              <w:spacing w:line="288" w:lineRule="auto"/>
-              <w:jc w:val="both"/>
-              <w:rPr>
-                <w:rFonts w:ascii="Geez Able" w:hAnsi="Geez Able" w:cs="Geez Able"/>
-                <w:bCs/>
-                <w:sz w:val="24"/>
-                <w:szCs w:val="24"/>
-              </w:rPr>
-            </w:pPr>
-            <w:r>
-              <w:rPr>
-                <w:rFonts w:ascii="Geez Able" w:hAnsi="Geez Able" w:cs="Geez Able"/>
-                <w:bCs/>
-                <w:sz w:val="24"/>
-                <w:szCs w:val="24"/>
-              </w:rPr>
-              <w:t>ወ/ሮ ሜቶ ዩያ አህመድ</w:t>
-            </w:r>
-          </w:p>
-        </w:tc>
-        <w:tc>
-          <w:tcPr>
-            <w:tcW w:w="1505" w:type="dxa"/>
-          </w:tcPr>
-          <w:p>
-            <w:pPr>
-              <w:spacing w:line="288" w:lineRule="auto"/>
-              <w:jc w:val="both"/>
-              <w:rPr>
-                <w:rFonts w:ascii="Geez Able" w:hAnsi="Geez Able" w:cs="Geez Able"/>
-                <w:bCs/>
-                <w:sz w:val="24"/>
-                <w:szCs w:val="24"/>
-              </w:rPr>
-            </w:pPr>
-            <w:r>
-              <w:rPr>
-                <w:rFonts w:ascii="Geez Able" w:hAnsi="Geez Able" w:cs="Geez Able"/>
-                <w:bCs/>
-                <w:sz w:val="24"/>
-                <w:szCs w:val="24"/>
-              </w:rPr>
-              <w:t>ኢትዮጵያዊት</w:t>
-            </w:r>
-          </w:p>
-        </w:tc>
-        <w:tc>
-          <w:tcPr>
-            <w:tcW w:w="891" w:type="dxa"/>
-          </w:tcPr>
-          <w:p>
-            <w:pPr>
-              <w:spacing w:line="288" w:lineRule="auto"/>
-              <w:jc w:val="center"/>
-              <w:rPr>
-                <w:rFonts w:ascii="Geez Able" w:hAnsi="Geez Able" w:cs="Geez Able"/>
-                <w:bCs/>
-                <w:sz w:val="24"/>
-                <w:szCs w:val="24"/>
-              </w:rPr>
-            </w:pPr>
-            <w:r>
-              <w:rPr>
-                <w:rFonts w:ascii="Geez Able" w:hAnsi="Geez Able" w:cs="Geez Able"/>
-                <w:bCs/>
-                <w:sz w:val="24"/>
-                <w:szCs w:val="24"/>
-                <w:lang w:val="en-US"/>
-              </w:rPr>
-              <w:t>አ.አ</w:t>
-            </w:r>
-          </w:p>
-        </w:tc>
-        <w:tc>
-          <w:tcPr>
-            <w:tcW w:w="1594" w:type="dxa"/>
-          </w:tcPr>
-          <w:p>
-            <w:pPr>
-              <w:spacing w:line="288" w:lineRule="auto"/>
-              <w:jc w:val="center"/>
-              <w:rPr>
-                <w:rFonts w:ascii="Geez Able" w:hAnsi="Geez Able" w:cs="Geez Able"/>
-                <w:bCs/>
-                <w:sz w:val="24"/>
-                <w:szCs w:val="24"/>
-              </w:rPr>
-            </w:pPr>
-            <w:r>
-              <w:rPr>
-                <w:rFonts w:ascii="Geez Able" w:hAnsi="Geez Able" w:cs="Geez Able"/>
-                <w:bCs/>
-                <w:sz w:val="24"/>
-                <w:szCs w:val="24"/>
-              </w:rPr>
-              <w:t>ቂርቆስ</w:t>
-            </w:r>
-          </w:p>
-        </w:tc>
-        <w:tc>
-          <w:tcPr>
-            <w:tcW w:w="1382" w:type="dxa"/>
-          </w:tcPr>
-          <w:p>
-            <w:pPr>
-              <w:spacing w:line="288" w:lineRule="auto"/>
-              <w:jc w:val="center"/>
-              <w:rPr>
-                <w:rFonts w:ascii="Geez Able" w:hAnsi="Geez Able" w:cs="Geez Able"/>
-                <w:bCs/>
-                <w:sz w:val="24"/>
-                <w:szCs w:val="24"/>
-                <w:lang w:val="en-US"/>
-              </w:rPr>
-            </w:pPr>
-            <w:r>
-              <w:rPr>
-                <w:rFonts w:ascii="Geez Able" w:hAnsi="Geez Able" w:cs="Geez Able"/>
-                <w:bCs/>
-                <w:sz w:val="24"/>
-                <w:szCs w:val="24"/>
-                <w:lang w:val="en-US"/>
-              </w:rPr>
-              <w:t>08</w:t>
-            </w:r>
-          </w:p>
-        </w:tc>
-        <w:tc>
-          <w:tcPr>
-            <w:tcW w:w="1202" w:type="dxa"/>
-          </w:tcPr>
-          <w:p>
-            <w:pPr>
-              <w:spacing w:line="288" w:lineRule="auto"/>
-              <w:jc w:val="center"/>
-              <w:rPr>
-                <w:rFonts w:ascii="Geez Able" w:hAnsi="Geez Able" w:cs="Geez Able"/>
-                <w:bCs/>
-                <w:sz w:val="24"/>
-                <w:szCs w:val="24"/>
-                <w:lang w:val="en-US"/>
-              </w:rPr>
-            </w:pPr>
-            <w:r>
-              <w:rPr>
-                <w:rFonts w:ascii="Geez Able" w:hAnsi="Geez Able" w:cs="Geez Able"/>
-                <w:bCs/>
-                <w:sz w:val="24"/>
-                <w:szCs w:val="24"/>
-                <w:lang w:val="en-US"/>
-              </w:rPr>
-              <w:t>2</w:t>
-            </w:r>
-            <w:r>
-              <w:rPr>
-                <w:rFonts w:ascii="Geez Able" w:hAnsi="Geez Able" w:cs="Geez Able"/>
-                <w:bCs/>
-                <w:sz w:val="24"/>
-                <w:szCs w:val="24"/>
-                <w:lang w:val="en-US"/>
-              </w:rPr>
-              <w:t>11</w:t>
-            </w:r>
-            <w:r>
-              <w:rPr>
-                <w:rFonts w:ascii="Geez Able" w:hAnsi="Geez Able" w:cs="Geez Able"/>
-                <w:bCs/>
-                <w:sz w:val="24"/>
-                <w:szCs w:val="24"/>
-                <w:lang w:val="en-US"/>
-              </w:rPr>
-              <w:t>/</w:t>
-            </w:r>
-            <w:r>
-              <w:rPr>
-                <w:rFonts w:ascii="Geez Able" w:hAnsi="Geez Able" w:cs="Geez Able"/>
-                <w:bCs/>
-                <w:sz w:val="24"/>
-                <w:szCs w:val="24"/>
-                <w:lang w:val="en-US"/>
-              </w:rPr>
-              <w:t>20</w:t>
+              <w:t>አዲስ</w:t>
             </w:r>
           </w:p>
         </w:tc>
@@ -1720,17 +1267,6 @@
           <w:u w:val="single"/>
         </w:rPr>
       </w:pPr>
-      <w:r>
-        <w:rPr>
-          <w:rFonts w:ascii="Geez Able" w:hAnsi="Geez Able" w:cs="Geez Able"/>
-          <w:b/>
-          <w:bCs/>
-          <w:sz w:val="24"/>
-          <w:szCs w:val="24"/>
-          <w:u w:val="single"/>
-        </w:rPr>
-        <w:t>አንቀጽ  3</w:t>
-      </w:r>
     </w:p>
     <w:p>
       <w:pPr>
@@ -1754,77 +1290,126 @@
           <w:szCs w:val="24"/>
           <w:u w:val="single"/>
         </w:rPr>
-        <w:t xml:space="preserve">የማኅበሩ ሥም እና  አድራሻ </w:t>
-      </w:r>
-    </w:p>
-    <w:p>
-      <w:pPr>
+        <w:t>አንቀጽ</w:t>
+      </w:r>
+      <w:r>
+        <w:rPr>
+          <w:rFonts w:ascii="Geez Able" w:hAnsi="Geez Able" w:cs="Geez Able"/>
+          <w:b/>
+          <w:bCs/>
+          <w:sz w:val="24"/>
+          <w:szCs w:val="24"/>
+          <w:u w:val="single"/>
+        </w:rPr>
+        <w:t xml:space="preserve"> </w:t>
+      </w:r>
+      <w:r>
+        <w:rPr>
+          <w:rFonts w:ascii="Geez Able" w:hAnsi="Geez Able" w:cs="Geez Able"/>
+          <w:b/>
+          <w:bCs/>
+          <w:sz w:val="24"/>
+          <w:szCs w:val="24"/>
+          <w:u w:val="single"/>
+        </w:rPr>
+        <w:t>3</w:t>
+      </w:r>
+    </w:p>
+    <w:p>
+      <w:pPr>
+        <w:spacing w:line="288" w:lineRule="auto"/>
         <w:jc w:val="center"/>
         <w:rPr>
           <w:rFonts w:ascii="Geez Able" w:hAnsi="Geez Able" w:cs="Geez Able"/>
-          <w:bCs/>
-          <w:sz w:val="24"/>
-          <w:szCs w:val="24"/>
-        </w:rPr>
-      </w:pPr>
-      <w:r>
-        <w:rPr>
-          <w:rFonts w:ascii="Geez Able" w:hAnsi="Geez Able" w:cs="Geez Able"/>
-          <w:sz w:val="24"/>
-          <w:szCs w:val="24"/>
-        </w:rPr>
-        <w:t>3.1  የማህበሩ ስም  መ</w:t>
-      </w:r>
-      <w:r>
-        <w:rPr>
-          <w:rFonts w:ascii="Geez Able" w:hAnsi="Geez Able" w:cs="Geez Able"/>
-          <w:sz w:val="24"/>
-          <w:szCs w:val="24"/>
-          <w:lang w:val="en-US"/>
-        </w:rPr>
-        <w:t>ብ</w:t>
-      </w:r>
-      <w:r>
-        <w:rPr>
-          <w:rFonts w:ascii="Geez Able" w:hAnsi="Geez Able" w:cs="Geez Able"/>
-          <w:sz w:val="24"/>
-          <w:szCs w:val="24"/>
-        </w:rPr>
-        <w:t>ሩክ፤ሀ</w:t>
-      </w:r>
-      <w:r>
-        <w:rPr>
-          <w:rFonts w:ascii="Geez Able" w:hAnsi="Geez Able" w:cs="Geez Able"/>
-          <w:sz w:val="24"/>
-          <w:szCs w:val="24"/>
-          <w:lang w:val="en-US"/>
-        </w:rPr>
-        <w:t>ዋ</w:t>
-      </w:r>
-      <w:r>
-        <w:rPr>
-          <w:rFonts w:ascii="Geez Able" w:hAnsi="Geez Able" w:cs="Geez Able"/>
-          <w:sz w:val="24"/>
-          <w:szCs w:val="24"/>
-        </w:rPr>
-        <w:t xml:space="preserve"> እና ጓደኞቻቸዉ የመጽዳጃ </w:t>
-      </w:r>
-      <w:r>
-        <w:rPr>
-          <w:rFonts w:ascii="Geez Able" w:hAnsi="Geez Able" w:cs="Geez Able"/>
-          <w:sz w:val="24"/>
-          <w:szCs w:val="24"/>
-          <w:lang w:val="en-US"/>
-        </w:rPr>
-        <w:t>ስ</w:t>
-      </w:r>
-      <w:r>
-        <w:rPr>
-          <w:rFonts w:ascii="Geez Able" w:hAnsi="Geez Able" w:cs="Geez Able"/>
-          <w:sz w:val="24"/>
-          <w:szCs w:val="24"/>
-        </w:rPr>
-        <w:t>ራ ህብረት ሽርክና ማኅበር</w:t>
+          <w:b/>
+          <w:bCs/>
+          <w:sz w:val="24"/>
+          <w:szCs w:val="24"/>
+          <w:u w:val="single"/>
+        </w:rPr>
+      </w:pPr>
+      <w:r>
+        <w:rPr>
+          <w:rFonts w:ascii="Geez Able" w:hAnsi="Geez Able" w:cs="Geez Able"/>
+          <w:b/>
+          <w:bCs/>
+          <w:sz w:val="24"/>
+          <w:szCs w:val="24"/>
+          <w:u w:val="single"/>
+        </w:rPr>
+        <w:t>የማኅበሩ ሥም እና</w:t>
+      </w:r>
+      <w:r>
+        <w:rPr>
+          <w:rFonts w:ascii="Geez Able" w:hAnsi="Geez Able" w:cs="Geez Able"/>
+          <w:b/>
+          <w:bCs/>
+          <w:sz w:val="24"/>
+          <w:szCs w:val="24"/>
+          <w:u w:val="single"/>
+        </w:rPr>
+        <w:t xml:space="preserve"> </w:t>
+      </w:r>
+      <w:r>
+        <w:rPr>
+          <w:rFonts w:ascii="Geez Able" w:hAnsi="Geez Able" w:cs="Geez Able"/>
+          <w:b/>
+          <w:bCs/>
+          <w:sz w:val="24"/>
+          <w:szCs w:val="24"/>
+          <w:u w:val="single"/>
+        </w:rPr>
+        <w:t xml:space="preserve">አድራሻ </w:t>
+      </w:r>
+    </w:p>
+    <w:p>
+      <w:pPr>
+        <w:rPr>
+          <w:rFonts w:ascii="Geez Able" w:hAnsi="Geez Able" w:cs="Geez Able"/>
+          <w:bCs/>
+          <w:sz w:val="24"/>
+          <w:szCs w:val="24"/>
+        </w:rPr>
+      </w:pPr>
+      <w:r>
+        <w:rPr>
+          <w:rFonts w:ascii="Geez Able" w:hAnsi="Geez Able" w:cs="Geez Able"/>
+          <w:sz w:val="24"/>
+          <w:szCs w:val="24"/>
+        </w:rPr>
+        <w:t>3.1</w:t>
+      </w:r>
+      <w:r>
+        <w:rPr>
+          <w:rFonts w:ascii="Geez Able" w:hAnsi="Geez Able" w:cs="Geez Able"/>
+          <w:sz w:val="24"/>
+          <w:szCs w:val="24"/>
+        </w:rPr>
+        <w:t xml:space="preserve"> </w:t>
+      </w:r>
+      <w:r>
+        <w:rPr>
+          <w:rFonts w:ascii="Geez Able" w:hAnsi="Geez Able" w:cs="Geez Able"/>
+          <w:sz w:val="24"/>
+          <w:szCs w:val="24"/>
+        </w:rPr>
+        <w:t>የማህበሩ ስም</w:t>
+      </w:r>
+      <w:r>
+        <w:rPr>
+          <w:rFonts w:ascii="Geez Able" w:hAnsi="Geez Able" w:cs="Geez Able"/>
+          <w:sz w:val="24"/>
+          <w:szCs w:val="24"/>
+        </w:rPr>
+        <w:t xml:space="preserve"> </w:t>
+      </w:r>
+      <w:r>
+        <w:rPr>
+          <w:rFonts w:ascii="Geez Able" w:hAnsi="Geez Able" w:cs="Geez Able"/>
+          <w:sz w:val="24"/>
+          <w:szCs w:val="24"/>
+        </w:rPr>
+        <w:t>ፋሲካ ህሊና እና ጓደኞቻቸዉ ሸቀጣ ሸቀጥ ስራ ህብረት ሽርክና ማኅበር</w:t>
       </w:r>
       <w:r>
         <w:rPr>
@@ -1861,11 +1446,45 @@
           <w:sz w:val="24"/>
           <w:szCs w:val="24"/>
         </w:rPr>
-        <w:t xml:space="preserve">3.2  የማህበሩ ዋና መ/ቤት በአዲስ አበባ ከተማ </w:t>
-      </w:r>
-      <w:r>
-        <w:rPr>
-          <w:rFonts w:ascii="Geez Able" w:hAnsi="Geez Able" w:cs="Geez Able"/>
+        <w:t>3.2</w:t>
+      </w:r>
+      <w:r>
+        <w:rPr>
+          <w:rFonts w:ascii="Geez Able" w:hAnsi="Geez Able" w:cs="Geez Able"/>
+          <w:sz w:val="24"/>
+          <w:szCs w:val="24"/>
+        </w:rPr>
+        <w:t xml:space="preserve"> </w:t>
+      </w:r>
+      <w:r>
+        <w:rPr>
+          <w:rFonts w:ascii="Geez Able" w:hAnsi="Geez Able" w:cs="Geez Able"/>
+          <w:sz w:val="24"/>
+          <w:szCs w:val="24"/>
+        </w:rPr>
+        <w:t>የማህበሩ ዋና መ/ቤት በአዲስ አበባ ከተማ</w:t>
+      </w:r>
+      <w:r>
+        <w:rPr>
+          <w:rFonts w:ascii="Geez Able" w:hAnsi="Geez Able" w:cs="Geez Able"/>
+          <w:sz w:val="24"/>
+          <w:szCs w:val="24"/>
+        </w:rPr>
+        <w:t xml:space="preserve"> </w:t>
+      </w:r>
+      <w:r>
+        <w:rPr>
+          <w:rFonts w:ascii="Geez Able" w:hAnsi="Geez Able" w:cs="Geez Able"/>
+          <w:bCs/>
+          <w:sz w:val="24"/>
+          <w:szCs w:val="24"/>
+        </w:rPr>
+        <w:t>ቂርቆስ</w:t>
+      </w:r>
+      <w:r>
+        <w:rPr>
+          <w:rFonts w:ascii="Geez Able" w:hAnsi="Geez Able" w:cs="Geez Able"/>
+          <w:bCs/>
           <w:sz w:val="24"/>
           <w:szCs w:val="24"/>
           <w:lang w:val="en-US"/>
@@ -1875,16 +1494,14 @@
       <w:r>
         <w:rPr>
           <w:rFonts w:ascii="Geez Able" w:hAnsi="Geez Able" w:cs="Geez Able"/>
-          <w:bCs/>
-          <w:sz w:val="24"/>
-          <w:szCs w:val="24"/>
-        </w:rPr>
-        <w:t>ቂርቆስ</w:t>
-      </w:r>
-      <w:r>
-        <w:rPr>
-          <w:rFonts w:ascii="Geez Able" w:hAnsi="Geez Able" w:cs="Geez Able"/>
-          <w:bCs/>
+          <w:sz w:val="24"/>
+          <w:szCs w:val="24"/>
+        </w:rPr>
+        <w:t>ክ/ከተማ</w:t>
+      </w:r>
+      <w:r>
+        <w:rPr>
+          <w:rFonts w:ascii="Geez Able" w:hAnsi="Geez Able" w:cs="Geez Able"/>
           <w:sz w:val="24"/>
           <w:szCs w:val="24"/>
           <w:lang w:val="en-US"/>
@@ -1897,7 +1514,7 @@
           <w:sz w:val="24"/>
           <w:szCs w:val="24"/>
         </w:rPr>
-        <w:t>ክ/ከተማ</w:t>
+        <w:t>ወረዳ</w:t>
       </w:r>
       <w:r>
         <w:rPr>
@@ -1913,25 +1530,33 @@
           <w:rFonts w:ascii="Geez Able" w:hAnsi="Geez Able" w:cs="Geez Able"/>
           <w:sz w:val="24"/>
           <w:szCs w:val="24"/>
-        </w:rPr>
-        <w:t xml:space="preserve"> ወረዳ</w:t>
-      </w:r>
-      <w:r>
-        <w:rPr>
-          <w:rFonts w:ascii="Geez Able" w:hAnsi="Geez Able" w:cs="Geez Able"/>
-          <w:sz w:val="24"/>
-          <w:szCs w:val="24"/>
           <w:lang w:val="en-US"/>
         </w:rPr>
-        <w:t xml:space="preserve"> 08</w:t>
-      </w:r>
-      <w:r>
-        <w:rPr>
-          <w:rFonts w:ascii="Geez Able" w:hAnsi="Geez Able" w:cs="Geez Able"/>
-          <w:sz w:val="24"/>
-          <w:szCs w:val="24"/>
-        </w:rPr>
-        <w:t xml:space="preserve"> የቤት ቁጥር </w:t>
+        <w:t>11</w:t>
+      </w:r>
+      <w:r>
+        <w:rPr>
+          <w:rFonts w:ascii="Geez Able" w:hAnsi="Geez Able" w:cs="Geez Able"/>
+          <w:sz w:val="24"/>
+          <w:szCs w:val="24"/>
+        </w:rPr>
+        <w:t xml:space="preserve"> የቤት ቁጥር</w:t>
+      </w:r>
+      <w:r>
+        <w:rPr>
+          <w:rFonts w:ascii="Geez Able" w:hAnsi="Geez Able" w:cs="Geez Able"/>
+          <w:sz w:val="24"/>
+          <w:szCs w:val="24"/>
+        </w:rPr>
+        <w:t xml:space="preserve"> 078</w:t>
+      </w:r>
+      <w:r>
+        <w:rPr>
+          <w:rFonts w:ascii="Geez Able" w:hAnsi="Geez Able" w:cs="Geez Able"/>
+          <w:sz w:val="24"/>
+          <w:szCs w:val="24"/>
+        </w:rPr>
+        <w:t xml:space="preserve"> ነው፡፡</w:t>
       </w:r>
       <w:r>
         <w:rPr>
@@ -1940,23 +1565,6 @@
           <w:szCs w:val="24"/>
           <w:lang w:val="en-US"/>
         </w:rPr>
-        <w:t>አዲስ</w:t>
-      </w:r>
-      <w:r>
-        <w:rPr>
-          <w:rFonts w:ascii="Geez Able" w:hAnsi="Geez Able" w:cs="Geez Able"/>
-          <w:sz w:val="24"/>
-          <w:szCs w:val="24"/>
-        </w:rPr>
-        <w:t xml:space="preserve"> ነው፡፡</w:t>
-      </w:r>
-      <w:r>
-        <w:rPr>
-          <w:rFonts w:ascii="Geez Able" w:hAnsi="Geez Able" w:cs="Geez Able"/>
-          <w:sz w:val="24"/>
-          <w:szCs w:val="24"/>
-          <w:lang w:val="en-US"/>
-        </w:rPr>
         <w:t xml:space="preserve"> </w:t>
       </w:r>
       <w:r>
@@ -1965,7 +1573,39 @@
           <w:sz w:val="24"/>
           <w:szCs w:val="24"/>
         </w:rPr>
-        <w:t>ሆኖም  አስፈላጊ ሆኖ ሲገኝ በሌሎች የኢትዮጲያ ከተሞችም  ሆነ ከኢትዮጲያ ውጭ ቅርንጫፍ የመክፈት መብታቸው የተጠበቀ ነው፡፡</w:t>
+        <w:t>ሆኖም</w:t>
+      </w:r>
+      <w:r>
+        <w:rPr>
+          <w:rFonts w:ascii="Geez Able" w:hAnsi="Geez Able" w:cs="Geez Able"/>
+          <w:sz w:val="24"/>
+          <w:szCs w:val="24"/>
+        </w:rPr>
+        <w:t xml:space="preserve"> </w:t>
+      </w:r>
+      <w:r>
+        <w:rPr>
+          <w:rFonts w:ascii="Geez Able" w:hAnsi="Geez Able" w:cs="Geez Able"/>
+          <w:sz w:val="24"/>
+          <w:szCs w:val="24"/>
+        </w:rPr>
+        <w:t>አስፈላጊ ሆኖ ሲገኝ በሌሎች የኢትዮጲያ ከተሞችም</w:t>
+      </w:r>
+      <w:r>
+        <w:rPr>
+          <w:rFonts w:ascii="Geez Able" w:hAnsi="Geez Able" w:cs="Geez Able"/>
+          <w:sz w:val="24"/>
+          <w:szCs w:val="24"/>
+        </w:rPr>
+        <w:t xml:space="preserve"> </w:t>
+      </w:r>
+      <w:r>
+        <w:rPr>
+          <w:rFonts w:ascii="Geez Able" w:hAnsi="Geez Able" w:cs="Geez Able"/>
+          <w:sz w:val="24"/>
+          <w:szCs w:val="24"/>
+        </w:rPr>
+        <w:t>ሆነ ከኢትዮጲያ ውጭ ቅርንጫፍ የመክፈት መብታቸው የተጠበቀ ነው፡፡</w:t>
       </w:r>
     </w:p>
     <w:p>
@@ -1981,86 +1621,35 @@
           <w:u w:val="single"/>
         </w:rPr>
       </w:pPr>
-    </w:p>
-    <w:p>
-      <w:pPr>
-        <w:spacing w:line="288" w:lineRule="auto"/>
-        <w:ind w:left="540" w:hanging="540"/>
-        <w:jc w:val="center"/>
-        <w:rPr>
-          <w:rFonts w:ascii="Geez Able" w:hAnsi="Geez Able" w:cs="Geez Able"/>
-          <w:b/>
-          <w:sz w:val="24"/>
-          <w:szCs w:val="24"/>
-          <w:u w:val="single"/>
-        </w:rPr>
-      </w:pPr>
-    </w:p>
-    <w:p>
-      <w:pPr>
-        <w:spacing w:line="288" w:lineRule="auto"/>
-        <w:ind w:left="540" w:hanging="540"/>
-        <w:jc w:val="center"/>
-        <w:rPr>
-          <w:rFonts w:ascii="Geez Able" w:hAnsi="Geez Able" w:cs="Geez Able"/>
-          <w:b/>
-          <w:sz w:val="24"/>
-          <w:szCs w:val="24"/>
-          <w:u w:val="single"/>
-        </w:rPr>
-      </w:pPr>
-    </w:p>
-    <w:p>
-      <w:pPr>
-        <w:spacing w:line="288" w:lineRule="auto"/>
-        <w:ind w:left="540" w:hanging="540"/>
-        <w:jc w:val="center"/>
-        <w:rPr>
-          <w:rFonts w:ascii="Geez Able" w:hAnsi="Geez Able" w:cs="Geez Able"/>
-          <w:b/>
-          <w:sz w:val="24"/>
-          <w:szCs w:val="24"/>
-          <w:u w:val="single"/>
-        </w:rPr>
-      </w:pPr>
-    </w:p>
-    <w:p>
-      <w:pPr>
-        <w:spacing w:line="288" w:lineRule="auto"/>
-        <w:ind w:left="540" w:hanging="540"/>
-        <w:jc w:val="center"/>
-        <w:rPr>
-          <w:rFonts w:ascii="Geez Able" w:hAnsi="Geez Able" w:cs="Geez Able"/>
-          <w:b/>
-          <w:sz w:val="24"/>
-          <w:szCs w:val="24"/>
-          <w:u w:val="single"/>
-        </w:rPr>
-      </w:pPr>
-    </w:p>
-    <w:p>
-      <w:pPr>
-        <w:spacing w:line="288" w:lineRule="auto"/>
-        <w:ind w:left="540" w:hanging="540"/>
-        <w:jc w:val="center"/>
-        <w:rPr>
-          <w:rFonts w:ascii="Geez Able" w:hAnsi="Geez Able" w:cs="Geez Able"/>
-          <w:b/>
-          <w:sz w:val="24"/>
-          <w:szCs w:val="24"/>
-          <w:u w:val="single"/>
-        </w:rPr>
-      </w:pPr>
-      <w:r>
-        <w:rPr>
-          <w:rFonts w:ascii="Geez Able" w:hAnsi="Geez Able" w:cs="Geez Able"/>
-          <w:b/>
-          <w:sz w:val="24"/>
-          <w:szCs w:val="24"/>
-          <w:u w:val="single"/>
-        </w:rPr>
-        <w:lastRenderedPageBreak/>
-        <w:t>አንቀጽ  4</w:t>
+      <w:r>
+        <w:rPr>
+          <w:rFonts w:ascii="Geez Able" w:hAnsi="Geez Able" w:cs="Geez Able"/>
+          <w:b/>
+          <w:sz w:val="24"/>
+          <w:szCs w:val="24"/>
+          <w:u w:val="single"/>
+        </w:rPr>
+        <w:t>አንቀጽ</w:t>
+      </w:r>
+      <w:r>
+        <w:rPr>
+          <w:rFonts w:ascii="Geez Able" w:hAnsi="Geez Able" w:cs="Geez Able"/>
+          <w:b/>
+          <w:sz w:val="24"/>
+          <w:szCs w:val="24"/>
+          <w:u w:val="single"/>
+        </w:rPr>
+        <w:t xml:space="preserve"> </w:t>
+      </w:r>
+      <w:r>
+        <w:rPr>
+          <w:rFonts w:ascii="Geez Able" w:hAnsi="Geez Able" w:cs="Geez Able"/>
+          <w:b/>
+          <w:sz w:val="24"/>
+          <w:szCs w:val="24"/>
+          <w:u w:val="single"/>
+        </w:rPr>
+        <w:t>4</w:t>
       </w:r>
     </w:p>
     <w:p>
@@ -2129,7 +1718,7 @@
           <w:rFonts w:ascii="Geez Able" w:hAnsi="Geez Able" w:cs="Geez Able"/>
           <w:bCs/>
         </w:rPr>
-        <w:t>ጽዳት አገልግሎት</w:t>
+        <w:t>ሸቀጣሸቀጥ ንግድ አገልግሎት</w:t>
       </w:r>
     </w:p>
     <w:p>
@@ -2151,28 +1740,57 @@
           <w:rFonts w:ascii="Geez Able" w:hAnsi="Geez Able" w:cs="Geez Able"/>
           <w:bCs/>
         </w:rPr>
-        <w:t>ሻይና ቡና አገልግሎት</w:t>
-      </w:r>
-    </w:p>
-    <w:p>
-      <w:pPr>
-        <w:spacing w:line="240" w:lineRule="auto"/>
+        <w:t>ሻይ ቡና አገልግሎት</w:t>
+      </w:r>
+      <w:r>
+        <w:rPr>
+          <w:rFonts w:ascii="Geez Able" w:hAnsi="Geez Able" w:cs="Geez Able"/>
+          <w:bCs/>
+        </w:rPr>
+        <w:t xml:space="preserve"> መስጠት</w:t>
+      </w:r>
+    </w:p>
+    <w:p>
+      <w:pPr>
+        <w:pStyle w:val="ListParagraph"/>
+        <w:numPr>
+          <w:ilvl w:val="0"/>
+          <w:numId w:val="1"/>
+        </w:numPr>
+        <w:spacing w:line="360" w:lineRule="auto"/>
         <w:jc w:val="both"/>
         <w:rPr>
           <w:rFonts w:ascii="Geez Able" w:hAnsi="Geez Able" w:cs="Geez Able"/>
-          <w:b/>
-          <w:sz w:val="24"/>
-          <w:szCs w:val="24"/>
-        </w:rPr>
-      </w:pPr>
-      <w:r>
-        <w:rPr>
-          <w:rFonts w:ascii="Geez Able" w:hAnsi="Geez Able" w:cs="Geez Able"/>
-          <w:b/>
-          <w:sz w:val="24"/>
-          <w:szCs w:val="24"/>
-        </w:rPr>
-        <w:t xml:space="preserve">      </w:t>
+          <w:bCs/>
+        </w:rPr>
+      </w:pPr>
+      <w:r>
+        <w:rPr>
+          <w:rFonts w:ascii="Geez Able" w:hAnsi="Geez Able" w:cs="Geez Able"/>
+          <w:bCs/>
+        </w:rPr>
+        <w:t>ወተትና የወተ</w:t>
+      </w:r>
+      <w:r>
+        <w:rPr>
+          <w:rFonts w:ascii="Geez Able" w:hAnsi="Geez Able" w:cs="Geez Able"/>
+          <w:bCs/>
+        </w:rPr>
+        <w:t>ት</w:t>
+      </w:r>
+      <w:r>
+        <w:rPr>
+          <w:rFonts w:ascii="Geez Able" w:hAnsi="Geez Able" w:cs="Geez Able"/>
+          <w:bCs/>
+        </w:rPr>
+        <w:t xml:space="preserve"> ተዋፅኦ</w:t>
+      </w:r>
+      <w:r>
+        <w:rPr>
+          <w:rFonts w:ascii="Geez Able" w:hAnsi="Geez Able" w:cs="Geez Able"/>
+          <w:bCs/>
+        </w:rPr>
+        <w:t xml:space="preserve"> ውጤቶች ሽያጭ</w:t>
       </w:r>
     </w:p>
     <w:p>
@@ -2196,6 +1814,7 @@
           <w:sz w:val="24"/>
           <w:szCs w:val="24"/>
         </w:rPr>
+        <w:lastRenderedPageBreak/>
         <w:t>አንቀጽ 5</w:t>
       </w:r>
     </w:p>
@@ -2247,7 +1866,16 @@
           <w:szCs w:val="24"/>
           <w:lang w:val="en-US"/>
         </w:rPr>
-        <w:t>500</w:t>
+        <w:t>1000</w:t>
+      </w:r>
+      <w:r>
+        <w:rPr>
+          <w:rFonts w:ascii="Geez Able" w:hAnsi="Geez Able" w:cs="Geez Able"/>
+          <w:sz w:val="24"/>
+          <w:szCs w:val="24"/>
+          <w:lang w:val="en-US"/>
+        </w:rPr>
+        <w:t>/አንድ ሺህ/</w:t>
       </w:r>
       <w:r>
         <w:rPr>
@@ -2264,15 +1892,41 @@
           <w:szCs w:val="24"/>
           <w:lang w:val="en-US"/>
         </w:rPr>
-        <w:t xml:space="preserve"> 2500</w:t>
-      </w:r>
-      <w:r>
-        <w:rPr>
-          <w:rFonts w:ascii="Geez Able" w:hAnsi="Geez Able" w:cs="Geez Able"/>
-          <w:sz w:val="24"/>
-          <w:szCs w:val="24"/>
-        </w:rPr>
-        <w:t xml:space="preserve"> በጥሬ ገንዘብ በአባላቱ ተከፍሏል::  </w:t>
+        <w:t xml:space="preserve"> </w:t>
+      </w:r>
+      <w:r>
+        <w:rPr>
+          <w:rFonts w:ascii="Geez Able" w:hAnsi="Geez Able" w:cs="Geez Able"/>
+          <w:sz w:val="24"/>
+          <w:szCs w:val="24"/>
+          <w:lang w:val="en-US"/>
+        </w:rPr>
+        <w:t>3000</w:t>
+      </w:r>
+      <w:r>
+        <w:rPr>
+          <w:rFonts w:ascii="Geez Able" w:hAnsi="Geez Able" w:cs="Geez Able"/>
+          <w:sz w:val="24"/>
+          <w:szCs w:val="24"/>
+          <w:lang w:val="en-US"/>
+        </w:rPr>
+        <w:t>/ሶስት ሺህ/</w:t>
+      </w:r>
+      <w:r>
+        <w:rPr>
+          <w:rFonts w:ascii="Geez Able" w:hAnsi="Geez Able" w:cs="Geez Able"/>
+          <w:sz w:val="24"/>
+          <w:szCs w:val="24"/>
+        </w:rPr>
+        <w:t xml:space="preserve"> በጥሬ ገንዘብ በአባላቱ ተከፍሏል</w:t>
+      </w:r>
+      <w:r>
+        <w:rPr>
+          <w:rFonts w:ascii="Geez Able" w:hAnsi="Geez Able" w:cs="Geez Able"/>
+          <w:sz w:val="24"/>
+          <w:szCs w:val="24"/>
+        </w:rPr>
+        <w:t>።</w:t>
       </w:r>
     </w:p>
     <w:tbl>
@@ -2422,26 +2076,7 @@
                 <w:sz w:val="24"/>
                 <w:szCs w:val="24"/>
               </w:rPr>
-              <w:t>ወ/ሮ መ</w:t>
-            </w:r>
-            <w:r>
-              <w:rPr>
-                <w:rFonts w:ascii="Geez Able" w:hAnsi="Geez Able" w:cs="Geez Able"/>
-                <w:bCs/>
-                <w:sz w:val="24"/>
-                <w:szCs w:val="24"/>
-                <w:lang w:val="en-US"/>
-              </w:rPr>
-              <w:t>ብ</w:t>
-            </w:r>
-            <w:r>
-              <w:rPr>
-                <w:rFonts w:ascii="Geez Able" w:hAnsi="Geez Able" w:cs="Geez Able"/>
-                <w:bCs/>
-                <w:sz w:val="24"/>
-                <w:szCs w:val="24"/>
-              </w:rPr>
-              <w:t>ሩክ ተማም አህመድ</w:t>
+              <w:t>ወ/ሮ ፋሲካ አምሳሉ ዳኘው</w:t>
             </w:r>
           </w:p>
         </w:tc>
@@ -2467,7 +2102,7 @@
                 <w:szCs w:val="24"/>
                 <w:lang w:val="en-US"/>
               </w:rPr>
-              <w:t>500</w:t>
+              <w:t>1000</w:t>
             </w:r>
           </w:p>
         </w:tc>
@@ -2521,26 +2156,7 @@
                 <w:sz w:val="24"/>
                 <w:szCs w:val="24"/>
               </w:rPr>
-              <w:t>ወ/ሮ ሀ</w:t>
-            </w:r>
-            <w:r>
-              <w:rPr>
-                <w:rFonts w:ascii="Geez Able" w:hAnsi="Geez Able" w:cs="Geez Able"/>
-                <w:bCs/>
-                <w:sz w:val="24"/>
-                <w:szCs w:val="24"/>
-                <w:lang w:val="en-US"/>
-              </w:rPr>
-              <w:t>ዊ</w:t>
-            </w:r>
-            <w:r>
-              <w:rPr>
-                <w:rFonts w:ascii="Geez Able" w:hAnsi="Geez Able" w:cs="Geez Able"/>
-                <w:bCs/>
-                <w:sz w:val="24"/>
-                <w:szCs w:val="24"/>
-              </w:rPr>
-              <w:t xml:space="preserve"> ዋቅሹም ከበደ</w:t>
+              <w:t>ወ/ት ህሊና አንዱአለም ዘውዴ</w:t>
             </w:r>
           </w:p>
         </w:tc>
@@ -2566,7 +2182,7 @@
                 <w:szCs w:val="24"/>
                 <w:lang w:val="en-US"/>
               </w:rPr>
-              <w:t>500</w:t>
+              <w:t>1000</w:t>
             </w:r>
           </w:p>
         </w:tc>
@@ -2620,7 +2236,7 @@
                 <w:sz w:val="24"/>
                 <w:szCs w:val="24"/>
               </w:rPr>
-              <w:t>ወ/ሮ ጫልቱ ዴቲ በየነ</w:t>
+              <w:t>ወ/ሮ መቅደስ ጌጡ ወንድአፍራሽ</w:t>
             </w:r>
           </w:p>
         </w:tc>
@@ -2646,167 +2262,7 @@
                 <w:szCs w:val="24"/>
                 <w:lang w:val="en-US"/>
               </w:rPr>
-              <w:t>500</w:t>
-            </w:r>
-          </w:p>
-        </w:tc>
-      </w:tr>
-      <w:tr>
-        <w:tc>
-          <w:tcPr>
-            <w:tcW w:w="652" w:type="dxa"/>
-          </w:tcPr>
-          <w:p>
-            <w:pPr>
-              <w:spacing w:line="288" w:lineRule="auto"/>
-              <w:jc w:val="both"/>
-              <w:rPr>
-                <w:rFonts w:ascii="Geez Able" w:hAnsi="Geez Able" w:cs="Geez Able"/>
-                <w:bCs/>
-                <w:sz w:val="24"/>
-                <w:szCs w:val="24"/>
-              </w:rPr>
-            </w:pPr>
-            <w:r>
-              <w:rPr>
-                <w:rFonts w:ascii="Geez Able" w:hAnsi="Geez Able" w:cs="Geez Able"/>
-                <w:bCs/>
-                <w:sz w:val="24"/>
-                <w:szCs w:val="24"/>
-              </w:rPr>
-              <w:t>4.</w:t>
-            </w:r>
-          </w:p>
-        </w:tc>
-        <w:tc>
-          <w:tcPr>
-            <w:tcW w:w="3458" w:type="dxa"/>
-          </w:tcPr>
-          <w:p>
-            <w:pPr>
-              <w:spacing w:line="288" w:lineRule="auto"/>
-              <w:jc w:val="both"/>
-              <w:rPr>
-                <w:rFonts w:ascii="Geez Able" w:hAnsi="Geez Able" w:cs="Geez Able"/>
-                <w:bCs/>
-                <w:sz w:val="24"/>
-                <w:szCs w:val="24"/>
-              </w:rPr>
-            </w:pPr>
-            <w:r>
-              <w:rPr>
-                <w:rFonts w:ascii="Geez Able" w:hAnsi="Geez Able" w:cs="Geez Able"/>
-                <w:bCs/>
-                <w:sz w:val="24"/>
-                <w:szCs w:val="24"/>
-              </w:rPr>
-              <w:t>ወ/ሮ ብልጫ ነጋ ደበላ</w:t>
-            </w:r>
-          </w:p>
-        </w:tc>
-        <w:tc>
-          <w:tcPr>
-            <w:tcW w:w="2550" w:type="dxa"/>
-          </w:tcPr>
-          <w:p>
-            <w:pPr>
-              <w:spacing w:line="288" w:lineRule="auto"/>
-              <w:jc w:val="center"/>
-              <w:rPr>
-                <w:rFonts w:ascii="Geez Able" w:hAnsi="Geez Able" w:cs="Geez Able"/>
-                <w:sz w:val="24"/>
-                <w:szCs w:val="24"/>
-                <w:lang w:val="en-US"/>
-              </w:rPr>
-            </w:pPr>
-            <w:r>
-              <w:rPr>
-                <w:rFonts w:ascii="Geez Able" w:hAnsi="Geez Able" w:cs="Geez Able"/>
-                <w:sz w:val="24"/>
-                <w:szCs w:val="24"/>
-                <w:lang w:val="en-US"/>
-              </w:rPr>
-              <w:t>500</w:t>
-            </w:r>
-          </w:p>
-        </w:tc>
-      </w:tr>
-      <w:tr>
-        <w:tc>
-          <w:tcPr>
-            <w:tcW w:w="652" w:type="dxa"/>
-          </w:tcPr>
-          <w:p>
-            <w:pPr>
-              <w:spacing w:line="288" w:lineRule="auto"/>
-              <w:jc w:val="both"/>
-              <w:rPr>
-                <w:rFonts w:ascii="Geez Able" w:hAnsi="Geez Able" w:cs="Geez Able"/>
-                <w:bCs/>
-                <w:sz w:val="24"/>
-                <w:szCs w:val="24"/>
-              </w:rPr>
-            </w:pPr>
-            <w:r>
-              <w:rPr>
-                <w:rFonts w:ascii="Geez Able" w:hAnsi="Geez Able" w:cs="Geez Able"/>
-                <w:bCs/>
-                <w:sz w:val="24"/>
-                <w:szCs w:val="24"/>
-              </w:rPr>
-              <w:t>5.</w:t>
-            </w:r>
-          </w:p>
-        </w:tc>
-        <w:tc>
-          <w:tcPr>
-            <w:tcW w:w="3458" w:type="dxa"/>
-          </w:tcPr>
-          <w:p>
-            <w:pPr>
-              <w:spacing w:line="288" w:lineRule="auto"/>
-              <w:jc w:val="both"/>
-              <w:rPr>
-                <w:rFonts w:ascii="Geez Able" w:hAnsi="Geez Able" w:cs="Geez Able"/>
-                <w:bCs/>
-                <w:sz w:val="24"/>
-                <w:szCs w:val="24"/>
-              </w:rPr>
-            </w:pPr>
-            <w:r>
-              <w:rPr>
-                <w:rFonts w:ascii="Geez Able" w:hAnsi="Geez Able" w:cs="Geez Able"/>
-                <w:bCs/>
-                <w:sz w:val="24"/>
-                <w:szCs w:val="24"/>
-              </w:rPr>
-              <w:t>ወ/ሮ ሜቶ ዩያ አህመድ</w:t>
-            </w:r>
-          </w:p>
-        </w:tc>
-        <w:tc>
-          <w:tcPr>
-            <w:tcW w:w="2550" w:type="dxa"/>
-          </w:tcPr>
-          <w:p>
-            <w:pPr>
-              <w:spacing w:line="288" w:lineRule="auto"/>
-              <w:jc w:val="center"/>
-              <w:rPr>
-                <w:rFonts w:ascii="Geez Able" w:hAnsi="Geez Able" w:cs="Geez Able"/>
-                <w:sz w:val="24"/>
-                <w:szCs w:val="24"/>
-                <w:lang w:val="en-US"/>
-              </w:rPr>
-            </w:pPr>
-            <w:r>
-              <w:rPr>
-                <w:rFonts w:ascii="Geez Able" w:hAnsi="Geez Able" w:cs="Geez Able"/>
-                <w:sz w:val="24"/>
-                <w:szCs w:val="24"/>
-                <w:lang w:val="en-US"/>
-              </w:rPr>
-              <w:t>500</w:t>
+              <w:t>1000</w:t>
             </w:r>
           </w:p>
         </w:tc>
@@ -2861,7 +2317,7 @@
                 <w:szCs w:val="24"/>
                 <w:lang w:val="en-US"/>
               </w:rPr>
-              <w:t>2500</w:t>
+              <w:t>3000</w:t>
             </w:r>
           </w:p>
         </w:tc>
@@ -2963,7 +2419,39 @@
           <w:sz w:val="24"/>
           <w:szCs w:val="24"/>
         </w:rPr>
-        <w:t xml:space="preserve"> በሙሉ የተከፈለ መሆኑን ሸረኮቹ በአንድነት አረጋግጠዋል፡፡ ስለሆነም ሸሪኮቹ  በማህበሩ ውስጥ ያላቸው ኃላፊነት በአንድነትና በነጠላ ሓላፊ የሚሆኑበት  ነው፡፡ </w:t>
+        <w:t xml:space="preserve"> በሙሉ የተከፈለ መሆኑን ሸረኮቹ በአንድነት አረጋግጠዋል፡፡ ስለሆነም ሸሪኮቹ</w:t>
+      </w:r>
+      <w:r>
+        <w:rPr>
+          <w:rFonts w:ascii="Geez Able" w:hAnsi="Geez Able" w:cs="Geez Able"/>
+          <w:sz w:val="24"/>
+          <w:szCs w:val="24"/>
+        </w:rPr>
+        <w:t xml:space="preserve"> </w:t>
+      </w:r>
+      <w:r>
+        <w:rPr>
+          <w:rFonts w:ascii="Geez Able" w:hAnsi="Geez Able" w:cs="Geez Able"/>
+          <w:sz w:val="24"/>
+          <w:szCs w:val="24"/>
+        </w:rPr>
+        <w:t xml:space="preserve">በማህበሩ ውስጥ ያላቸው ኃላፊነት በአንድነትና በነጠላ </w:t>
+      </w:r>
+      <w:r>
+        <w:rPr>
+          <w:rFonts w:ascii="Geez Able" w:hAnsi="Geez Able" w:cs="Geez Able"/>
+          <w:sz w:val="24"/>
+          <w:szCs w:val="24"/>
+        </w:rPr>
+        <w:t>ሐ</w:t>
+      </w:r>
+      <w:r>
+        <w:rPr>
+          <w:rFonts w:ascii="Geez Able" w:hAnsi="Geez Able" w:cs="Geez Able"/>
+          <w:sz w:val="24"/>
+          <w:szCs w:val="24"/>
+        </w:rPr>
+        <w:t xml:space="preserve">ላፊ የሚሆኑበት ነው፡፡ </w:t>
       </w:r>
     </w:p>
     <w:p>
@@ -2979,58 +2467,15 @@
           <w:u w:val="single"/>
         </w:rPr>
       </w:pPr>
-    </w:p>
-    <w:p>
-      <w:pPr>
-        <w:spacing w:line="288" w:lineRule="auto"/>
-        <w:jc w:val="center"/>
-        <w:rPr>
-          <w:rFonts w:ascii="Geez Able" w:hAnsi="Geez Able" w:cs="Geez Able"/>
-          <w:b/>
-          <w:bCs/>
-          <w:sz w:val="24"/>
-          <w:szCs w:val="24"/>
-          <w:u w:val="single"/>
-        </w:rPr>
-      </w:pPr>
-    </w:p>
-    <w:p>
-      <w:pPr>
-        <w:spacing w:line="288" w:lineRule="auto"/>
-        <w:jc w:val="center"/>
-        <w:rPr>
-          <w:rFonts w:ascii="Geez Able" w:hAnsi="Geez Able" w:cs="Geez Able"/>
-          <w:b/>
-          <w:bCs/>
-          <w:sz w:val="24"/>
-          <w:szCs w:val="24"/>
-          <w:u w:val="single"/>
-        </w:rPr>
-      </w:pPr>
-    </w:p>
-    <w:p>
-      <w:pPr>
-        <w:spacing w:line="288" w:lineRule="auto"/>
-        <w:jc w:val="center"/>
-        <w:rPr>
-          <w:rFonts w:ascii="Geez Able" w:hAnsi="Geez Able" w:cs="Geez Able"/>
-          <w:b/>
-          <w:bCs/>
-          <w:sz w:val="24"/>
-          <w:szCs w:val="24"/>
-          <w:u w:val="single"/>
-        </w:rPr>
-      </w:pPr>
-      <w:r>
-        <w:rPr>
-          <w:rFonts w:ascii="Geez Able" w:hAnsi="Geez Able" w:cs="Geez Able"/>
-          <w:b/>
-          <w:bCs/>
-          <w:sz w:val="24"/>
-          <w:szCs w:val="24"/>
-          <w:u w:val="single"/>
-        </w:rPr>
-        <w:lastRenderedPageBreak/>
+      <w:r>
+        <w:rPr>
+          <w:rFonts w:ascii="Geez Able" w:hAnsi="Geez Able" w:cs="Geez Able"/>
+          <w:b/>
+          <w:bCs/>
+          <w:sz w:val="24"/>
+          <w:szCs w:val="24"/>
+          <w:u w:val="single"/>
+        </w:rPr>
         <w:t>አንቀጽ 7</w:t>
       </w:r>
     </w:p>
@@ -3075,7 +2520,43 @@
         <w:rPr>
           <w:rFonts w:ascii="Geez Able" w:hAnsi="Geez Able" w:cs="Geez Able"/>
         </w:rPr>
-        <w:t>ሸሪኮቹ በተለየ ሁኔታ ካልተስማሙ በስተቀር ጠቅላላ አመታዊ የመጠባበቂያ ገንዘብ እና ሌሎች ወጪዎች ከተቀነሱ በኃላ ቀሪው በሸሪኮቹ መካከል እንደ መዋጮ ይዞታቸው /ድርሻ  ይከፋፈላል፡፡ ኪሣራም ካለ በተመሳሳይ ሁኔታ በሸሪኮች  መካከል ይከፋፈላል ፡፡ ሆኖም በማንኛውም ሁኔታ ሸሪኮቹ በማህበሩ  ውስጥ ካለው የመዋጮ መጠን በላይ ተጠያቂ ሊሆኑ አይችሉም የትርፍ ክፍፍል በሚደረግበት ጊዜ እና ሁኔታ በሸሪኮች ጉባኤ ይወሰናል፡፡</w:t>
+        <w:t>ሸሪኮቹ በተለየ ሁኔታ ካልተስማሙ በስተቀር ጠቅላላ አመታዊ የመጠባበቂያ ገንዘብ እና ሌሎች ወጪዎች ከተቀነሱ በኃላ ቀሪው በሸሪኮቹ መካከል እንደ መዋጮ ይዞታቸው /ድርሻ</w:t>
+      </w:r>
+      <w:r>
+        <w:rPr>
+          <w:rFonts w:ascii="Geez Able" w:hAnsi="Geez Able" w:cs="Geez Able"/>
+        </w:rPr>
+        <w:t xml:space="preserve"> </w:t>
+      </w:r>
+      <w:r>
+        <w:rPr>
+          <w:rFonts w:ascii="Geez Able" w:hAnsi="Geez Able" w:cs="Geez Able"/>
+        </w:rPr>
+        <w:t>ይከፋፈላል፡፡ ኪሣራም ካለ በተመሳሳይ ሁኔታ በሸሪኮች</w:t>
+      </w:r>
+      <w:r>
+        <w:rPr>
+          <w:rFonts w:ascii="Geez Able" w:hAnsi="Geez Able" w:cs="Geez Able"/>
+        </w:rPr>
+        <w:t xml:space="preserve"> </w:t>
+      </w:r>
+      <w:r>
+        <w:rPr>
+          <w:rFonts w:ascii="Geez Able" w:hAnsi="Geez Able" w:cs="Geez Able"/>
+        </w:rPr>
+        <w:t>መካከል ይከፋፈላል ፡፡ ሆኖም በማንኛውም ሁኔታ ሸሪኮቹ በማህበሩ</w:t>
+      </w:r>
+      <w:r>
+        <w:rPr>
+          <w:rFonts w:ascii="Geez Able" w:hAnsi="Geez Able" w:cs="Geez Able"/>
+        </w:rPr>
+        <w:t xml:space="preserve"> </w:t>
+      </w:r>
+      <w:r>
+        <w:rPr>
+          <w:rFonts w:ascii="Geez Able" w:hAnsi="Geez Able" w:cs="Geez Able"/>
+        </w:rPr>
+        <w:t>ውስጥ ካለው የመዋጮ መጠን በላይ ተጠያቂ ሊሆኑ አይችሉም የትርፍ ክፍፍል በሚደረግበት ጊዜ እና ሁኔታ በሸሪኮች ጉባኤ ይወሰናል፡፡</w:t>
       </w:r>
     </w:p>
     <w:p>
@@ -3206,6 +2687,7 @@
           <w:sz w:val="24"/>
           <w:szCs w:val="24"/>
         </w:rPr>
+        <w:lastRenderedPageBreak/>
         <w:t xml:space="preserve"> የማህበሩን ዋና ስራ አስኪያጅ ይሾማል በቂ ምክንያት ሲኖር በንግድ ሕግ ቁጥር 293 በተደነገገው መሰረት ይሽራል።</w:t>
       </w:r>
     </w:p>
@@ -3368,102 +2850,60 @@
           <w:sz w:val="24"/>
           <w:szCs w:val="24"/>
         </w:rPr>
-        <w:t>ወ/ሮ</w:t>
-      </w:r>
-      <w:r>
-        <w:rPr>
-          <w:rFonts w:ascii="Geez Able" w:hAnsi="Geez Able" w:cs="Geez Able"/>
-          <w:bCs/>
-          <w:sz w:val="24"/>
-          <w:szCs w:val="24"/>
+        <w:t>ወ/ሮ ፋሲካ አምሳሉ ዳኘው</w:t>
+      </w:r>
+      <w:r>
+        <w:rPr>
+          <w:rFonts w:ascii="Geez Able" w:hAnsi="Geez Able" w:cs="Geez Able"/>
+          <w:bCs/>
+          <w:sz w:val="24"/>
+          <w:szCs w:val="24"/>
+          <w:lang w:val="en-US"/>
         </w:rPr>
         <w:t xml:space="preserve"> </w:t>
       </w:r>
       <w:r>
         <w:rPr>
           <w:rFonts w:ascii="Geez Able" w:hAnsi="Geez Able" w:cs="Geez Able"/>
-          <w:b/>
-          <w:sz w:val="24"/>
-          <w:szCs w:val="24"/>
-        </w:rPr>
-        <w:t>መ</w:t>
-      </w:r>
-      <w:r>
-        <w:rPr>
-          <w:rFonts w:ascii="Geez Able" w:hAnsi="Geez Able" w:cs="Geez Able"/>
-          <w:b/>
+          <w:sz w:val="24"/>
+          <w:szCs w:val="24"/>
+        </w:rPr>
+        <w:t>የመጀመሪያው የማህበሩ ዋና ስራ አስኪያጅ ሆነው ተመርጠዋል፡፡</w:t>
+      </w:r>
+      <w:r>
+        <w:rPr>
+          <w:rFonts w:ascii="Geez Able" w:hAnsi="Geez Able" w:cs="Geez Able"/>
+          <w:sz w:val="24"/>
+          <w:szCs w:val="24"/>
+        </w:rPr>
+        <w:t xml:space="preserve"> የስልጣን ዘመናቸውም ላልተወሰነ ጊዜ ነው።</w:t>
+      </w:r>
+      <w:r>
+        <w:rPr>
+          <w:rFonts w:ascii="Geez Able" w:hAnsi="Geez Able" w:cs="Geez Able"/>
+          <w:sz w:val="24"/>
+          <w:szCs w:val="24"/>
+        </w:rPr>
+        <w:t xml:space="preserve"> ዋናው ስራ አስኪያጅ በሌሉበት ጊዜ ምክትል ስራ አስኪያጅ</w:t>
+      </w:r>
+      <w:r>
+        <w:rPr>
+          <w:rFonts w:ascii="Geez Able" w:hAnsi="Geez Able" w:cs="Geez Able"/>
           <w:sz w:val="24"/>
           <w:szCs w:val="24"/>
           <w:lang w:val="en-US"/>
         </w:rPr>
-        <w:t>ብ</w:t>
-      </w:r>
-      <w:r>
-        <w:rPr>
-          <w:rFonts w:ascii="Geez Able" w:hAnsi="Geez Able" w:cs="Geez Able"/>
-          <w:b/>
-          <w:sz w:val="24"/>
-          <w:szCs w:val="24"/>
-        </w:rPr>
-        <w:t>ሩክ ተማም አህመድ</w:t>
-      </w:r>
-      <w:r>
-        <w:rPr>
-          <w:rFonts w:ascii="Geez Able" w:hAnsi="Geez Able" w:cs="Geez Able"/>
-          <w:bCs/>
-          <w:sz w:val="24"/>
-          <w:szCs w:val="24"/>
-          <w:lang w:val="en-US"/>
-        </w:rPr>
         <w:t xml:space="preserve"> </w:t>
       </w:r>
       <w:r>
         <w:rPr>
           <w:rFonts w:ascii="Geez Able" w:hAnsi="Geez Able" w:cs="Geez Able"/>
-          <w:sz w:val="24"/>
-          <w:szCs w:val="24"/>
-        </w:rPr>
-        <w:t>የመጀመሪያው የማህበሩ ዋና ስራ አስኪያጅ ሆነው ተመርጠዋል፡፡ ዋናው ስራ አስኪያጅ በሌሉበት ጊዜ ምክትል ስራ አስኪያጅ</w:t>
-      </w:r>
-      <w:r>
-        <w:rPr>
-          <w:rFonts w:ascii="Geez Able" w:hAnsi="Geez Able" w:cs="Geez Able"/>
-          <w:sz w:val="24"/>
-          <w:szCs w:val="24"/>
-          <w:lang w:val="en-US"/>
-        </w:rPr>
-        <w:t xml:space="preserve"> </w:t>
-      </w:r>
-      <w:r>
-        <w:rPr>
-          <w:rFonts w:ascii="Geez Able" w:hAnsi="Geez Able" w:cs="Geez Able"/>
-          <w:b/>
-          <w:bCs/>
-          <w:sz w:val="24"/>
-          <w:szCs w:val="24"/>
-        </w:rPr>
-        <w:t>ወ/ሮ ሀ</w:t>
-      </w:r>
-      <w:r>
-        <w:rPr>
-          <w:rFonts w:ascii="Geez Able" w:hAnsi="Geez Able" w:cs="Geez Able"/>
-          <w:b/>
-          <w:bCs/>
-          <w:sz w:val="24"/>
-          <w:szCs w:val="24"/>
-          <w:lang w:val="en-US"/>
-        </w:rPr>
-        <w:t>ዊ</w:t>
-      </w:r>
-      <w:r>
-        <w:rPr>
-          <w:rFonts w:ascii="Geez Able" w:hAnsi="Geez Able" w:cs="Geez Able"/>
-          <w:b/>
-          <w:bCs/>
-          <w:sz w:val="24"/>
-          <w:szCs w:val="24"/>
-        </w:rPr>
-        <w:t xml:space="preserve"> ዋቅሹም ከበደ</w:t>
+          <w:b/>
+          <w:bCs/>
+          <w:sz w:val="24"/>
+          <w:szCs w:val="24"/>
+        </w:rPr>
+        <w:t>ወ/ት ህሊና አንዱአለም ዘውዴ</w:t>
       </w:r>
       <w:r>
         <w:rPr>
@@ -3473,71 +2913,6 @@
         </w:rPr>
         <w:t xml:space="preserve"> እንደ ዋናው ሥራ አስኪያጅ ሆነው ይሰራሉ፡፡</w:t>
       </w:r>
-    </w:p>
-    <w:p>
-      <w:pPr>
-        <w:spacing w:line="288" w:lineRule="auto"/>
-        <w:jc w:val="center"/>
-        <w:rPr>
-          <w:rFonts w:ascii="Geez Able" w:hAnsi="Geez Able" w:cs="Geez Able"/>
-          <w:b/>
-          <w:sz w:val="24"/>
-          <w:szCs w:val="24"/>
-          <w:u w:val="single"/>
-        </w:rPr>
-      </w:pPr>
-    </w:p>
-    <w:p>
-      <w:pPr>
-        <w:spacing w:line="288" w:lineRule="auto"/>
-        <w:jc w:val="center"/>
-        <w:rPr>
-          <w:rFonts w:ascii="Geez Able" w:hAnsi="Geez Able" w:cs="Geez Able"/>
-          <w:b/>
-          <w:sz w:val="24"/>
-          <w:szCs w:val="24"/>
-          <w:u w:val="single"/>
-        </w:rPr>
-      </w:pPr>
-    </w:p>
-    <w:p>
-      <w:pPr>
-        <w:spacing w:line="288" w:lineRule="auto"/>
-        <w:jc w:val="center"/>
-        <w:rPr>
-          <w:rFonts w:ascii="Geez Able" w:hAnsi="Geez Able" w:cs="Geez Able"/>
-          <w:b/>
-          <w:sz w:val="24"/>
-          <w:szCs w:val="24"/>
-          <w:u w:val="single"/>
-        </w:rPr>
-      </w:pPr>
-    </w:p>
-    <w:p>
-      <w:pPr>
-        <w:spacing w:line="288" w:lineRule="auto"/>
-        <w:jc w:val="center"/>
-        <w:rPr>
-          <w:rFonts w:ascii="Geez Able" w:hAnsi="Geez Able" w:cs="Geez Able"/>
-          <w:b/>
-          <w:sz w:val="24"/>
-          <w:szCs w:val="24"/>
-          <w:u w:val="single"/>
-        </w:rPr>
-      </w:pPr>
-    </w:p>
-    <w:p>
-      <w:pPr>
-        <w:spacing w:line="288" w:lineRule="auto"/>
-        <w:jc w:val="center"/>
-        <w:rPr>
-          <w:rFonts w:ascii="Geez Able" w:hAnsi="Geez Able" w:cs="Geez Able"/>
-          <w:b/>
-          <w:sz w:val="24"/>
-          <w:szCs w:val="24"/>
-          <w:u w:val="single"/>
-        </w:rPr>
-      </w:pPr>
     </w:p>
     <w:p>
       <w:pPr>
@@ -3659,7 +3034,7 @@
         <w:rPr>
           <w:rFonts w:ascii="Geez Able" w:hAnsi="Geez Able" w:cs="Geez Able"/>
         </w:rPr>
-        <w:t xml:space="preserve">   የጠቅላላ ጉባኤ ውሳኔዎችን ስራ ላይ ያውላል፡፡</w:t>
+        <w:t>የጠቅላላ ጉባኤ ውሳኔዎችን ስራ ላይ ያውላል፡፡</w:t>
       </w:r>
     </w:p>
     <w:p>
@@ -3678,7 +3053,7 @@
         <w:rPr>
           <w:rFonts w:ascii="Geez Able" w:hAnsi="Geez Able" w:cs="Geez Able"/>
         </w:rPr>
-        <w:t xml:space="preserve">   ለማህበሩ የሚከፈል ገንዘብ መቀበል፣ የማህበሩን ዕዳዎች መክፈል ፣ ማናቸውም የሐዋላ ወረቀት የተስፋ ሰነድ፣የባንክ ሰነድ ማዘጋጀትና በጀርባ ላይም መፈረም ፣ማደስና መክፈል እንዲሁ የጭነት ማስታወቂያ ደረሰኘችን ፣ የቦንድ ሠርተፍኬቶችን ወይም ማናቸውንም ሰነዶች ማጽደቅና ከጀርባው መፈረም፡፡</w:t>
+        <w:t>ለማህበሩ የሚከፈል ገንዘብ መቀበል፣ የማህበሩን ዕዳዎች መክፈል ፣ ማናቸውም የሐዋላ ወረቀት የተስፋ ሰነድ፣የባንክ ሰነድ ማዘጋጀትና በጀርባ ላይም መፈረም ፣ማደስና መክፈል እንዲሁ የጭነት ማስታወቂያ ደረሰኘችን ፣ የቦንድ ሠርተፍኬቶችን ወይም ማናቸውንም ሰነዶች ማጽደቅና ከጀርባው መፈረም፡፡</w:t>
       </w:r>
     </w:p>
     <w:p>
@@ -3735,6 +3110,7 @@
         <w:rPr>
           <w:rFonts w:ascii="Geez Able" w:hAnsi="Geez Able" w:cs="Geez Able"/>
         </w:rPr>
+        <w:lastRenderedPageBreak/>
         <w:t xml:space="preserve">  ለማህበሩ ንግድ በመልካም ሁኔታ መካሄድ የሚጠቅሙ ግዢዎች ሽያጭና የእነዚህን ማዘዣዎች ይወስናል፡፡ በማህበሩ ስም የሚንቀሳቀስም ሆነ የማይንቀሳቀስ ንብረት ይገዛል፣ ይሸጣል፣ ይለውጣል፣ ያከራያል ይከራያል፡፡</w:t>
       </w:r>
     </w:p>
@@ -3798,28 +3174,6 @@
     <w:p>
       <w:pPr>
         <w:spacing w:line="288" w:lineRule="auto"/>
-        <w:rPr>
-          <w:rFonts w:ascii="Geez Able" w:hAnsi="Geez Able" w:cs="Geez Able"/>
-          <w:bCs/>
-          <w:sz w:val="24"/>
-          <w:szCs w:val="24"/>
-        </w:rPr>
-      </w:pPr>
-    </w:p>
-    <w:p>
-      <w:pPr>
-        <w:spacing w:line="288" w:lineRule="auto"/>
-        <w:rPr>
-          <w:rFonts w:ascii="Geez Able" w:hAnsi="Geez Able" w:cs="Geez Able"/>
-          <w:bCs/>
-          <w:sz w:val="24"/>
-          <w:szCs w:val="24"/>
-        </w:rPr>
-      </w:pPr>
-    </w:p>
-    <w:p>
-      <w:pPr>
-        <w:spacing w:line="288" w:lineRule="auto"/>
         <w:jc w:val="center"/>
         <w:rPr>
           <w:rFonts w:ascii="Geez Able" w:hAnsi="Geez Able" w:cs="Geez Able"/>
@@ -3839,7 +3193,6 @@
           <w:szCs w:val="24"/>
           <w:u w:val="single"/>
         </w:rPr>
-        <w:lastRenderedPageBreak/>
         <w:t>አንቀጽ 11</w:t>
       </w:r>
     </w:p>
@@ -3886,7 +3239,21 @@
           <w:rFonts w:ascii="Geez Able" w:hAnsi="Geez Able" w:cs="Geez Able"/>
           <w:bCs/>
         </w:rPr>
-        <w:t>መዋጮዎች  በሸሪኮች መካከል ያለምንም ገደብ ሊተላለፍ ይችላሉ ፡፡ እንዲሁም የሟች       ሸሪክ መዋጮ  ያለምንም ገደብ ወራሽነታቸውን ሲያረጋግጡ  ወደ ወራሾች ይተላለፋሉ፡፡</w:t>
+        <w:t>መዋጮዎች  በሸሪኮች መካከል ያለምንም ገደብ ሊተላለፍ ይችላሉ ፡፡ እንዲሁም የሟች       ሸሪክ መዋጮ</w:t>
+      </w:r>
+      <w:r>
+        <w:rPr>
+          <w:rFonts w:ascii="Geez Able" w:hAnsi="Geez Able" w:cs="Geez Able"/>
+          <w:bCs/>
+        </w:rPr>
+        <w:t xml:space="preserve"> </w:t>
+      </w:r>
+      <w:r>
+        <w:rPr>
+          <w:rFonts w:ascii="Geez Able" w:hAnsi="Geez Able" w:cs="Geez Able"/>
+          <w:bCs/>
+        </w:rPr>
+        <w:t>ያለምንም ገደብ ወራሽነታቸውን ሲያረጋግጡ  ወደ ወራሾች ይተላለፋሉ፡፡</w:t>
       </w:r>
     </w:p>
     <w:p>
@@ -3908,7 +3275,7 @@
           <w:rFonts w:ascii="Geez Able" w:hAnsi="Geez Able" w:cs="Geez Able"/>
           <w:bCs/>
         </w:rPr>
-        <w:t xml:space="preserve"> መዋጮዎች ከማህበሩ ውጪ ለሆነ ሰው ማስተላለፍ የሚቻለው በቅድሚያ ቢያንስ ከማህበሩ ካፒታል </w:t>
+        <w:t xml:space="preserve">መዋጮዎች ከማህበሩ ውጪ ለሆነ ሰው ማስተላለፍ የሚቻለው በቅድሚያ ቢያንስ ከማህበሩ ካፒታል </w:t>
       </w:r>
       <w:r>
         <w:rPr>
@@ -3923,7 +3290,21 @@
           <w:rFonts w:ascii="Geez Able" w:hAnsi="Geez Able" w:cs="Geez Able"/>
           <w:bCs/>
         </w:rPr>
-        <w:t xml:space="preserve"> ማግኘት ሲቻል ነው፡፡ የሸሪኮች ስምምነት ካልተገኘ እና መዋጮ ማስተላለፍ የፈለገው ሸሪክ  በሃሳቡ  ከጸና ለሽያጭ የቀረበን መዋጮ የመግዛት ቅድሚያ የሚሰጠው ከሸሪኮች መካከል ቀደምት ለሆነው ሰው ይሆናል፡፡ ከአንድ በላይ ቀደምትንት ያላቸው ሰዎች አክሲዮን  ለመግዛት ያላቸውን ቅድሚያ መብት ለመጠቀም የፈለጉ እንደሆነ ከመሀከላቸው በጨረታ አሸናፊ ለሚሆን አባል ይሸጣል፡፡   </w:t>
+        <w:t xml:space="preserve"> ማግኘት ሲቻል ነው፡፡ የሸሪኮች ስምምነት ካልተገኘ እና መዋጮ ማስተላለፍ የፈለገው ሸሪክ  በሃሳቡ  ከጸና ለሽያጭ የቀረበን መዋጮ የመግዛት ቅድሚያ የሚሰጠው ከሸሪኮች መካከል ቀደምት ለሆነው ሰው ይሆናል፡፡ ከአንድ በላይ ቀደምትንት ያላቸው ሰዎች አክሲዮን</w:t>
+      </w:r>
+      <w:r>
+        <w:rPr>
+          <w:rFonts w:ascii="Geez Able" w:hAnsi="Geez Able" w:cs="Geez Able"/>
+          <w:bCs/>
+        </w:rPr>
+        <w:t xml:space="preserve"> </w:t>
+      </w:r>
+      <w:r>
+        <w:rPr>
+          <w:rFonts w:ascii="Geez Able" w:hAnsi="Geez Able" w:cs="Geez Able"/>
+          <w:bCs/>
+        </w:rPr>
+        <w:t xml:space="preserve">ለመግዛት ያላቸውን ቅድሚያ መብት ለመጠቀም የፈለጉ እንደሆነ ከመሀከላቸው በጨረታ አሸናፊ ለሚሆን አባል ይሸጣል፡፡   </w:t>
       </w:r>
     </w:p>
     <w:p>
@@ -3943,7 +3324,25 @@
           <w:sz w:val="24"/>
           <w:szCs w:val="24"/>
         </w:rPr>
-        <w:t xml:space="preserve">11.3  ከላይ በተገለጸው ሁኔታ የመዋጮ ማስተላለፍ በጽሁፍ መሆን ያለበት ሲሆን በመዝገብ ካልተመዘገበ ዋጋ       አይኖረውም፡፡የምዝገባ አስፈላጊነቱ አክሲዮንን በሚመለከት ተፈጻሚነት ይኖረዋል፡፡ </w:t>
+        <w:t>11.3</w:t>
+      </w:r>
+      <w:r>
+        <w:rPr>
+          <w:rFonts w:ascii="Geez Able" w:hAnsi="Geez Able" w:cs="Geez Able"/>
+          <w:bCs/>
+          <w:sz w:val="24"/>
+          <w:szCs w:val="24"/>
+        </w:rPr>
+        <w:t xml:space="preserve"> </w:t>
+      </w:r>
+      <w:r>
+        <w:rPr>
+          <w:rFonts w:ascii="Geez Able" w:hAnsi="Geez Able" w:cs="Geez Able"/>
+          <w:bCs/>
+          <w:sz w:val="24"/>
+          <w:szCs w:val="24"/>
+        </w:rPr>
+        <w:t xml:space="preserve">ከላይ በተገለጸው ሁኔታ የመዋጮ ማስተላለፍ በጽሁፍ መሆን ያለበት ሲሆን በመዝገብ ካልተመዘገበ ዋጋ       አይኖረውም፡፡የምዝገባ አስፈላጊነቱ አክሲዮንን በሚመለከት ተፈጻሚነት ይኖረዋል፡፡ </w:t>
       </w:r>
     </w:p>
     <w:p>
@@ -4096,7 +3495,25 @@
           <w:sz w:val="24"/>
           <w:szCs w:val="24"/>
         </w:rPr>
-        <w:t>12.2     በየሂሣብ ዓመት መጨረሻ የማህበሩን ንብረቶች ዕቃዎች የሚያሳይ ሚዛን በዋናው ሥራ አስኪያጅ ይዘጋጃል።ይህም ሚዛን እንዲጸድቅ እና እንዲመረመር ለኦዲተሮች  እና ለሸሪኮች ይተላለፋል።</w:t>
+        <w:t>12.2     በየሂሣብ ዓመት መጨረሻ የማህበሩን ንብረቶች ዕቃዎች የሚያሳይ ሚዛን በዋናው ሥራ አስኪያጅ ይዘጋጃል።ይህም ሚዛን እንዲጸድቅ እና እንዲመረመር ለኦዲተሮች</w:t>
+      </w:r>
+      <w:r>
+        <w:rPr>
+          <w:rFonts w:ascii="Geez Able" w:hAnsi="Geez Able" w:cs="Geez Able"/>
+          <w:bCs/>
+          <w:sz w:val="24"/>
+          <w:szCs w:val="24"/>
+        </w:rPr>
+        <w:t xml:space="preserve"> </w:t>
+      </w:r>
+      <w:r>
+        <w:rPr>
+          <w:rFonts w:ascii="Geez Able" w:hAnsi="Geez Able" w:cs="Geez Able"/>
+          <w:bCs/>
+          <w:sz w:val="24"/>
+          <w:szCs w:val="24"/>
+        </w:rPr>
+        <w:t>እና ለሸሪኮች ይተላለፋል።</w:t>
       </w:r>
     </w:p>
     <w:p>
@@ -4120,7 +3537,44 @@
           <w:sz w:val="24"/>
           <w:szCs w:val="24"/>
         </w:rPr>
-        <w:t>12.3  የማህበሩ ዓመታዊ ሁኔታ ፣የሂሳብ ሚዛን ፣የትርፍና የኪሳራ ሁኔታ ፣የንብረት ቆጠራዎች እና  የዋና  ሥራ አስኪያጅ ወይም የኦዲተሮች ሪፖርት የሚያሳዩ ሰነዶችን በጊዜው ለአባላት ይላካሉ።</w:t>
+        <w:lastRenderedPageBreak/>
+        <w:t>12.3 የማህበሩ ዓመታዊ ሁኔታ ፣የሂሳብ ሚዛን ፣የትርፍና የኪሳራ ሁኔታ ፣የንብረት ቆጠራዎች እና</w:t>
+      </w:r>
+      <w:r>
+        <w:rPr>
+          <w:rFonts w:ascii="Geez Able" w:hAnsi="Geez Able" w:cs="Geez Able"/>
+          <w:bCs/>
+          <w:sz w:val="24"/>
+          <w:szCs w:val="24"/>
+        </w:rPr>
+        <w:t xml:space="preserve"> </w:t>
+      </w:r>
+      <w:r>
+        <w:rPr>
+          <w:rFonts w:ascii="Geez Able" w:hAnsi="Geez Able" w:cs="Geez Able"/>
+          <w:bCs/>
+          <w:sz w:val="24"/>
+          <w:szCs w:val="24"/>
+        </w:rPr>
+        <w:t>የዋና</w:t>
+      </w:r>
+      <w:r>
+        <w:rPr>
+          <w:rFonts w:ascii="Geez Able" w:hAnsi="Geez Able" w:cs="Geez Able"/>
+          <w:bCs/>
+          <w:sz w:val="24"/>
+          <w:szCs w:val="24"/>
+        </w:rPr>
+        <w:t xml:space="preserve"> </w:t>
+      </w:r>
+      <w:r>
+        <w:rPr>
+          <w:rFonts w:ascii="Geez Able" w:hAnsi="Geez Able" w:cs="Geez Able"/>
+          <w:bCs/>
+          <w:sz w:val="24"/>
+          <w:szCs w:val="24"/>
+        </w:rPr>
+        <w:t>ሥራ አስኪያጅ ወይም የኦዲተሮች ሪፖርት የሚያሳዩ ሰነዶችን በጊዜው ለአባላት ይላካሉ።</w:t>
       </w:r>
     </w:p>
     <w:p>
@@ -4129,22 +3583,21 @@
           <w:tab w:val="left" w:pos="720"/>
         </w:tabs>
         <w:spacing w:line="288" w:lineRule="auto"/>
-        <w:jc w:val="center"/>
-        <w:rPr>
-          <w:rFonts w:ascii="Geez Able" w:hAnsi="Geez Able" w:cs="Geez Able"/>
-          <w:bCs/>
-          <w:sz w:val="24"/>
-          <w:szCs w:val="24"/>
-        </w:rPr>
-      </w:pPr>
-      <w:r>
-        <w:rPr>
-          <w:rFonts w:ascii="Geez Able" w:hAnsi="Geez Able" w:cs="Geez Able"/>
-          <w:bCs/>
-          <w:sz w:val="24"/>
-          <w:szCs w:val="24"/>
-        </w:rPr>
-        <w:t>12.4  ከማህበሩ የተጣራ ትርፍ ላይ  ጠቅላላ ካፒታል 10% እስኪሆን ድረስ በየዓመቱ 5%  መጠባበቂያ ይያዛል።</w:t>
+        <w:rPr>
+          <w:rFonts w:ascii="Geez Able" w:hAnsi="Geez Able" w:cs="Geez Able"/>
+          <w:bCs/>
+          <w:sz w:val="24"/>
+          <w:szCs w:val="24"/>
+        </w:rPr>
+      </w:pPr>
+      <w:r>
+        <w:rPr>
+          <w:rFonts w:ascii="Geez Able" w:hAnsi="Geez Able" w:cs="Geez Able"/>
+          <w:bCs/>
+          <w:sz w:val="24"/>
+          <w:szCs w:val="24"/>
+        </w:rPr>
+        <w:t>12.4 ከማህበሩ የተጣራ ትርፍ ላይ  ጠቅላላ ካፒታል 10% እስኪሆን ድረስ በየዓመቱ 5% መጠባበቂያ ይያዛል።</w:t>
       </w:r>
     </w:p>
     <w:p>
@@ -4166,7 +3619,25 @@
           <w:sz w:val="24"/>
           <w:szCs w:val="24"/>
         </w:rPr>
-        <w:t>አንቀጽ  13</w:t>
+        <w:t>አንቀጽ</w:t>
+      </w:r>
+      <w:r>
+        <w:rPr>
+          <w:rFonts w:ascii="Geez Able" w:hAnsi="Geez Able" w:cs="Geez Able"/>
+          <w:b/>
+          <w:sz w:val="24"/>
+          <w:szCs w:val="24"/>
+        </w:rPr>
+        <w:t xml:space="preserve"> </w:t>
+      </w:r>
+      <w:r>
+        <w:rPr>
+          <w:rFonts w:ascii="Geez Able" w:hAnsi="Geez Able" w:cs="Geez Able"/>
+          <w:b/>
+          <w:sz w:val="24"/>
+          <w:szCs w:val="24"/>
+        </w:rPr>
+        <w:t>13</w:t>
       </w:r>
     </w:p>
     <w:p>
@@ -4210,7 +3681,7 @@
           <w:sz w:val="24"/>
           <w:szCs w:val="24"/>
         </w:rPr>
-        <w:t>13.1  የሂሳብ ዓመቱ ከተዘጋ አራት ወር ባልበለጠ ጊዜ ውስጥ የማህበሩ ጠቅላላ ጉባኤ መጠራት አለበት</w:t>
+        <w:t>13.1 የሂሳብ ዓመቱ ከተዘጋ አራት ወር ባልበለጠ ጊዜ ውስጥ የማህበሩ ጠቅላላ ጉባኤ መጠራት አለበት</w:t>
       </w:r>
     </w:p>
     <w:p>
@@ -4252,17 +3723,6 @@
         </w:rPr>
         <w:t xml:space="preserve">13.3   ኦዲተሩ ወይም በዋናው ገንዘብ ከግማሽ በላይ የሚወክሉ የማህበሩ ሸሪኮች በማናቸውም ጊዜ የማህበሩ ጠቅላላ ጉባኤ እንዲሰበሰብ ሊያደርግ ይችላል፡፡ </w:t>
       </w:r>
-    </w:p>
-    <w:p>
-      <w:pPr>
-        <w:spacing w:line="240" w:lineRule="auto"/>
-        <w:rPr>
-          <w:rFonts w:ascii="Geez Able" w:hAnsi="Geez Able" w:cs="Geez Able"/>
-          <w:bCs/>
-          <w:sz w:val="24"/>
-          <w:szCs w:val="24"/>
-        </w:rPr>
-      </w:pPr>
     </w:p>
     <w:p>
       <w:pPr>
@@ -4369,7 +3829,25 @@
           <w:sz w:val="24"/>
           <w:szCs w:val="24"/>
         </w:rPr>
-        <w:t>ሀ. በማናቸውም የማህበሩ  ስብሰባ ላይ የመሳተፍና ድምጽ የመሰጠት</w:t>
+        <w:t>ሀ. በማናቸውም የማህበሩ</w:t>
+      </w:r>
+      <w:r>
+        <w:rPr>
+          <w:rFonts w:ascii="Geez Able" w:hAnsi="Geez Able" w:cs="Geez Able"/>
+          <w:bCs/>
+          <w:sz w:val="24"/>
+          <w:szCs w:val="24"/>
+        </w:rPr>
+        <w:t xml:space="preserve"> </w:t>
+      </w:r>
+      <w:r>
+        <w:rPr>
+          <w:rFonts w:ascii="Geez Able" w:hAnsi="Geez Able" w:cs="Geez Able"/>
+          <w:bCs/>
+          <w:sz w:val="24"/>
+          <w:szCs w:val="24"/>
+        </w:rPr>
+        <w:t>ስብሰባ ላይ የመሳተፍና ድምጽ የመሰጠት</w:t>
       </w:r>
       <w:r>
         <w:rPr>
@@ -4422,7 +3900,25 @@
           <w:sz w:val="24"/>
           <w:szCs w:val="24"/>
         </w:rPr>
-        <w:t xml:space="preserve">ሐ .በዋናው መስሪያ ቤት ውስጥ የቆጠራ ውጤቶችን፣ የወጪ እና ገቢ ምዝገባዎችን  የኦዲተር ሪፖርቶችን የመመርመር እና መዝገቦ የመያዝ </w:t>
+        <w:t>ሐ.</w:t>
+      </w:r>
+      <w:r>
+        <w:rPr>
+          <w:rFonts w:ascii="Geez Able" w:hAnsi="Geez Able" w:cs="Geez Able"/>
+          <w:bCs/>
+          <w:sz w:val="24"/>
+          <w:szCs w:val="24"/>
+        </w:rPr>
+        <w:t xml:space="preserve"> </w:t>
+      </w:r>
+      <w:r>
+        <w:rPr>
+          <w:rFonts w:ascii="Geez Able" w:hAnsi="Geez Able" w:cs="Geez Able"/>
+          <w:bCs/>
+          <w:sz w:val="24"/>
+          <w:szCs w:val="24"/>
+        </w:rPr>
+        <w:t xml:space="preserve">በዋናው መስሪያ ቤት ውስጥ የቆጠራ ውጤቶችን፣ የወጪ እና ገቢ ምዝገባዎችን  የኦዲተር ሪፖርቶችን የመመርመር እና መዝገቦ የመያዝ </w:t>
       </w:r>
     </w:p>
     <w:p>
@@ -4464,7 +3960,25 @@
           <w:sz w:val="24"/>
           <w:szCs w:val="24"/>
         </w:rPr>
-        <w:t>ሠ .ከማህበሩ ትርፍ ድርሻውን መካፈል፤ማህበሩ ሲፈርስ ከማህበሩ ሀብት ድርሻውን የመካፈል እና</w:t>
+        <w:t>ሠ.</w:t>
+      </w:r>
+      <w:r>
+        <w:rPr>
+          <w:rFonts w:ascii="Geez Able" w:hAnsi="Geez Able" w:cs="Geez Able"/>
+          <w:bCs/>
+          <w:sz w:val="24"/>
+          <w:szCs w:val="24"/>
+        </w:rPr>
+        <w:t xml:space="preserve"> </w:t>
+      </w:r>
+      <w:r>
+        <w:rPr>
+          <w:rFonts w:ascii="Geez Able" w:hAnsi="Geez Able" w:cs="Geez Able"/>
+          <w:bCs/>
+          <w:sz w:val="24"/>
+          <w:szCs w:val="24"/>
+        </w:rPr>
+        <w:t>ከማህበሩ ትርፍ ድርሻውን መካፈል፤ማህበሩ ሲፈርስ ከማህበሩ ሀብት ድርሻውን የመካፈል እና</w:t>
       </w:r>
     </w:p>
     <w:p>
@@ -4485,7 +3999,70 @@
           <w:sz w:val="24"/>
           <w:szCs w:val="24"/>
         </w:rPr>
-        <w:t>ረ .በህግ ፣ በማህበሩ መመስረቻ ጽኁፍ  እና መተዳደሪ ደንብ  የተመለከቱትን መብቶች የመጠቀም፣</w:t>
+        <w:t>ረ</w:t>
+      </w:r>
+      <w:r>
+        <w:rPr>
+          <w:rFonts w:ascii="Geez Able" w:hAnsi="Geez Able" w:cs="Geez Able"/>
+          <w:bCs/>
+          <w:sz w:val="24"/>
+          <w:szCs w:val="24"/>
+        </w:rPr>
+        <w:t xml:space="preserve">. </w:t>
+      </w:r>
+      <w:r>
+        <w:rPr>
+          <w:rFonts w:ascii="Geez Able" w:hAnsi="Geez Able" w:cs="Geez Able"/>
+          <w:bCs/>
+          <w:sz w:val="24"/>
+          <w:szCs w:val="24"/>
+        </w:rPr>
+        <w:t>በህግ ፣ በማህበሩ መመስረቻ ጽኁፍና መተዳደሪ</w:t>
+      </w:r>
+      <w:r>
+        <w:rPr>
+          <w:rFonts w:ascii="Geez Able" w:hAnsi="Geez Able" w:cs="Geez Able"/>
+          <w:bCs/>
+          <w:sz w:val="24"/>
+          <w:szCs w:val="24"/>
+        </w:rPr>
+        <w:t>ያ</w:t>
+      </w:r>
+      <w:r>
+        <w:rPr>
+          <w:rFonts w:ascii="Geez Able" w:hAnsi="Geez Able" w:cs="Geez Able"/>
+          <w:bCs/>
+          <w:sz w:val="24"/>
+          <w:szCs w:val="24"/>
+        </w:rPr>
+        <w:t xml:space="preserve"> ደንብ</w:t>
+      </w:r>
+      <w:r>
+        <w:rPr>
+          <w:rFonts w:ascii="Geez Able" w:hAnsi="Geez Able" w:cs="Geez Able"/>
+          <w:bCs/>
+          <w:sz w:val="24"/>
+          <w:szCs w:val="24"/>
+        </w:rPr>
+        <w:t xml:space="preserve"> </w:t>
+      </w:r>
+      <w:r>
+        <w:rPr>
+          <w:rFonts w:ascii="Geez Able" w:hAnsi="Geez Able" w:cs="Geez Able"/>
+          <w:bCs/>
+          <w:sz w:val="24"/>
+          <w:szCs w:val="24"/>
+        </w:rPr>
+        <w:t>የ</w:t>
+      </w:r>
+      <w:r>
+        <w:rPr>
+          <w:rFonts w:ascii="Geez Able" w:hAnsi="Geez Able" w:cs="Geez Able"/>
+          <w:bCs/>
+          <w:sz w:val="24"/>
+          <w:szCs w:val="24"/>
+        </w:rPr>
+        <w:t>ተመለከቱትን መብቶች የመጠቀም፣</w:t>
       </w:r>
     </w:p>
     <w:p>
@@ -4511,7 +4088,29 @@
           <w:szCs w:val="24"/>
           <w:u w:val="single"/>
         </w:rPr>
-        <w:t>አንቀጽ  15</w:t>
+        <w:t>አንቀጽ</w:t>
+      </w:r>
+      <w:r>
+        <w:rPr>
+          <w:rFonts w:ascii="Geez Able" w:hAnsi="Geez Able" w:cs="Geez Able"/>
+          <w:b/>
+          <w:bCs/>
+          <w:sz w:val="24"/>
+          <w:szCs w:val="24"/>
+          <w:u w:val="single"/>
+        </w:rPr>
+        <w:t xml:space="preserve"> </w:t>
+      </w:r>
+      <w:r>
+        <w:rPr>
+          <w:rFonts w:ascii="Geez Able" w:hAnsi="Geez Able" w:cs="Geez Able"/>
+          <w:b/>
+          <w:bCs/>
+          <w:sz w:val="24"/>
+          <w:szCs w:val="24"/>
+          <w:u w:val="single"/>
+        </w:rPr>
+        <w:t>15</w:t>
       </w:r>
     </w:p>
     <w:p>
@@ -4595,15 +4194,30 @@
           <w:u w:val="single"/>
         </w:rPr>
       </w:pPr>
-      <w:r>
-        <w:rPr>
-          <w:rFonts w:ascii="Geez Able" w:hAnsi="Geez Able" w:cs="Geez Able"/>
-          <w:b/>
-          <w:bCs/>
-          <w:sz w:val="24"/>
-          <w:szCs w:val="24"/>
-          <w:u w:val="single"/>
-        </w:rPr>
+    </w:p>
+    <w:p>
+      <w:pPr>
+        <w:spacing w:line="288" w:lineRule="auto"/>
+        <w:jc w:val="center"/>
+        <w:rPr>
+          <w:rFonts w:ascii="Geez Able" w:hAnsi="Geez Able" w:cs="Geez Able"/>
+          <w:b/>
+          <w:bCs/>
+          <w:sz w:val="24"/>
+          <w:szCs w:val="24"/>
+          <w:u w:val="single"/>
+        </w:rPr>
+      </w:pPr>
+      <w:r>
+        <w:rPr>
+          <w:rFonts w:ascii="Geez Able" w:hAnsi="Geez Able" w:cs="Geez Able"/>
+          <w:b/>
+          <w:bCs/>
+          <w:sz w:val="24"/>
+          <w:szCs w:val="24"/>
+          <w:u w:val="single"/>
+        </w:rPr>
+        <w:lastRenderedPageBreak/>
         <w:t>አንቀጽ 16</w:t>
       </w:r>
     </w:p>
@@ -4739,7 +4353,31 @@
           <w:sz w:val="24"/>
           <w:szCs w:val="24"/>
         </w:rPr>
-        <w:t xml:space="preserve">ንግድ ህግ ቁጥር 181እና 232 በተደነገገው መሰረት በቂ በሆነ ምክንያቶች ብቻ በፍርድ ቤት ሊፈርስ ይችላል:: </w:t>
+        <w:t>ንግድ ህግ ቁጥር 181</w:t>
+      </w:r>
+      <w:r>
+        <w:rPr>
+          <w:rFonts w:ascii="Geez Able" w:hAnsi="Geez Able" w:cs="Geez Able"/>
+          <w:sz w:val="24"/>
+          <w:szCs w:val="24"/>
+        </w:rPr>
+        <w:t xml:space="preserve"> </w:t>
+      </w:r>
+      <w:r>
+        <w:rPr>
+          <w:rFonts w:ascii="Geez Able" w:hAnsi="Geez Able" w:cs="Geez Able"/>
+          <w:sz w:val="24"/>
+          <w:szCs w:val="24"/>
+        </w:rPr>
+        <w:t>እና 232 በተደነገገው መሰረት በቂ በሆነ ምክንያቶች ብቻ በፍርድ ቤት ሊፈርስ ይችላል</w:t>
+      </w:r>
+      <w:r>
+        <w:rPr>
+          <w:rFonts w:ascii="Geez Able" w:hAnsi="Geez Able" w:cs="Geez Able"/>
+          <w:sz w:val="24"/>
+          <w:szCs w:val="24"/>
+        </w:rPr>
+        <w:t>።</w:t>
       </w:r>
     </w:p>
     <w:p>
@@ -4775,6 +4413,36 @@
           <w:u w:val="single"/>
         </w:rPr>
       </w:pPr>
+      <w:r>
+        <w:rPr>
+          <w:rFonts w:ascii="Geez Able" w:hAnsi="Geez Able" w:cs="Geez Able"/>
+          <w:b/>
+          <w:sz w:val="24"/>
+          <w:szCs w:val="24"/>
+          <w:u w:val="single"/>
+        </w:rPr>
+        <w:t>አንቀጽ</w:t>
+      </w:r>
+      <w:r>
+        <w:rPr>
+          <w:rFonts w:ascii="Geez Able" w:hAnsi="Geez Able" w:cs="Geez Able"/>
+          <w:b/>
+          <w:sz w:val="24"/>
+          <w:szCs w:val="24"/>
+          <w:u w:val="single"/>
+        </w:rPr>
+        <w:t xml:space="preserve"> </w:t>
+      </w:r>
+      <w:r>
+        <w:rPr>
+          <w:rFonts w:ascii="Geez Able" w:hAnsi="Geez Able" w:cs="Geez Able"/>
+          <w:b/>
+          <w:sz w:val="24"/>
+          <w:szCs w:val="24"/>
+          <w:u w:val="single"/>
+        </w:rPr>
+        <w:t>18</w:t>
+      </w:r>
     </w:p>
     <w:p>
       <w:pPr>
@@ -4788,68 +4456,6 @@
           <w:u w:val="single"/>
         </w:rPr>
       </w:pPr>
-    </w:p>
-    <w:p>
-      <w:pPr>
-        <w:spacing w:line="288" w:lineRule="auto"/>
-        <w:jc w:val="center"/>
-        <w:rPr>
-          <w:rFonts w:ascii="Geez Able" w:hAnsi="Geez Able" w:cs="Geez Able"/>
-          <w:b/>
-          <w:sz w:val="24"/>
-          <w:szCs w:val="24"/>
-          <w:u w:val="single"/>
-        </w:rPr>
-      </w:pPr>
-    </w:p>
-    <w:p>
-      <w:pPr>
-        <w:spacing w:line="288" w:lineRule="auto"/>
-        <w:jc w:val="center"/>
-        <w:rPr>
-          <w:rFonts w:ascii="Geez Able" w:hAnsi="Geez Able" w:cs="Geez Able"/>
-          <w:b/>
-          <w:sz w:val="24"/>
-          <w:szCs w:val="24"/>
-          <w:u w:val="single"/>
-        </w:rPr>
-      </w:pPr>
-    </w:p>
-    <w:p>
-      <w:pPr>
-        <w:spacing w:line="288" w:lineRule="auto"/>
-        <w:jc w:val="center"/>
-        <w:rPr>
-          <w:rFonts w:ascii="Geez Able" w:hAnsi="Geez Able" w:cs="Geez Able"/>
-          <w:b/>
-          <w:sz w:val="24"/>
-          <w:szCs w:val="24"/>
-          <w:u w:val="single"/>
-        </w:rPr>
-      </w:pPr>
-      <w:r>
-        <w:rPr>
-          <w:rFonts w:ascii="Geez Able" w:hAnsi="Geez Able" w:cs="Geez Able"/>
-          <w:b/>
-          <w:sz w:val="24"/>
-          <w:szCs w:val="24"/>
-          <w:u w:val="single"/>
-        </w:rPr>
-        <w:t>አንቀጽ  18</w:t>
-      </w:r>
-    </w:p>
-    <w:p>
-      <w:pPr>
-        <w:spacing w:line="288" w:lineRule="auto"/>
-        <w:jc w:val="center"/>
-        <w:rPr>
-          <w:rFonts w:ascii="Geez Able" w:hAnsi="Geez Able" w:cs="Geez Able"/>
-          <w:b/>
-          <w:sz w:val="24"/>
-          <w:szCs w:val="24"/>
-          <w:u w:val="single"/>
-        </w:rPr>
-      </w:pPr>
       <w:r>
         <w:rPr>
           <w:rFonts w:ascii="Geez Able" w:hAnsi="Geez Able" w:cs="Geez Able"/>
@@ -4921,15 +4527,7 @@
           <w:szCs w:val="24"/>
           <w:lang w:val="en-US"/>
         </w:rPr>
-        <w:t xml:space="preserve"> ሚያዝያ </w:t>
-      </w:r>
-      <w:r>
-        <w:rPr>
-          <w:rFonts w:ascii="Geez Able" w:hAnsi="Geez Able" w:cs="Geez Able"/>
-          <w:sz w:val="24"/>
-          <w:szCs w:val="24"/>
-        </w:rPr>
-        <w:t xml:space="preserve"> ወር</w:t>
+        <w:t xml:space="preserve"> ነሐሴ</w:t>
       </w:r>
       <w:r>
         <w:rPr>
@@ -4938,15 +4536,7 @@
           <w:szCs w:val="24"/>
           <w:lang w:val="en-US"/>
         </w:rPr>
-        <w:t xml:space="preserve"> 29 </w:t>
-      </w:r>
-      <w:r>
-        <w:rPr>
-          <w:rFonts w:ascii="Geez Able" w:hAnsi="Geez Able" w:cs="Geez Able"/>
-          <w:sz w:val="24"/>
-          <w:szCs w:val="24"/>
-        </w:rPr>
-        <w:t xml:space="preserve"> ቀን</w:t>
+        <w:t xml:space="preserve"> </w:t>
       </w:r>
       <w:r>
         <w:rPr>
@@ -4955,6 +4545,41 @@
           <w:szCs w:val="24"/>
           <w:lang w:val="en-US"/>
         </w:rPr>
+        <w:t>2</w:t>
+      </w:r>
+      <w:r>
+        <w:rPr>
+          <w:rFonts w:ascii="Geez Able" w:hAnsi="Geez Able" w:cs="Geez Able"/>
+          <w:sz w:val="24"/>
+          <w:szCs w:val="24"/>
+          <w:lang w:val="en-US"/>
+        </w:rPr>
+        <w:t>1</w:t>
+      </w:r>
+      <w:r>
+        <w:rPr>
+          <w:rFonts w:ascii="Geez Able" w:hAnsi="Geez Able" w:cs="Geez Able"/>
+          <w:sz w:val="24"/>
+          <w:szCs w:val="24"/>
+          <w:lang w:val="en-US"/>
+        </w:rPr>
+        <w:t xml:space="preserve"> </w:t>
+      </w:r>
+      <w:r>
+        <w:rPr>
+          <w:rFonts w:ascii="Geez Able" w:hAnsi="Geez Able" w:cs="Geez Able"/>
+          <w:sz w:val="24"/>
+          <w:szCs w:val="24"/>
+        </w:rPr>
+        <w:t>ቀን</w:t>
+      </w:r>
+      <w:r>
+        <w:rPr>
+          <w:rFonts w:ascii="Geez Able" w:hAnsi="Geez Able" w:cs="Geez Able"/>
+          <w:sz w:val="24"/>
+          <w:szCs w:val="24"/>
+          <w:lang w:val="en-US"/>
+        </w:rPr>
         <w:t xml:space="preserve"> 2018</w:t>
       </w:r>
       <w:r>
@@ -5004,6 +4629,25 @@
           <w:sz w:val="24"/>
           <w:szCs w:val="24"/>
         </w:rPr>
+        <w:t xml:space="preserve">          </w:t>
+      </w:r>
+      <w:r>
+        <w:rPr>
+          <w:rFonts w:ascii="Geez Able" w:hAnsi="Geez Able" w:cs="Geez Able"/>
+          <w:b/>
+          <w:sz w:val="24"/>
+          <w:szCs w:val="24"/>
+          <w:u w:val="single"/>
+        </w:rPr>
+        <w:t>የመስራች ሸሪኮች ስም</w:t>
+      </w:r>
+      <w:r>
+        <w:rPr>
+          <w:rFonts w:ascii="Geez Able" w:hAnsi="Geez Able" w:cs="Geez Able"/>
+          <w:b/>
+          <w:sz w:val="24"/>
+          <w:szCs w:val="24"/>
+        </w:rPr>
         <w:t xml:space="preserve"> </w:t>
       </w:r>
       <w:r>
@@ -5012,25 +4656,6 @@
           <w:b/>
           <w:sz w:val="24"/>
           <w:szCs w:val="24"/>
-          <w:u w:val="single"/>
-        </w:rPr>
-        <w:t>የመስራች ሸሪኮች ስም</w:t>
-      </w:r>
-      <w:r>
-        <w:rPr>
-          <w:rFonts w:ascii="Geez Able" w:hAnsi="Geez Able" w:cs="Geez Able"/>
-          <w:b/>
-          <w:sz w:val="24"/>
-          <w:szCs w:val="24"/>
-        </w:rPr>
-        <w:t xml:space="preserve"> </w:t>
-      </w:r>
-      <w:r>
-        <w:rPr>
-          <w:rFonts w:ascii="Geez Able" w:hAnsi="Geez Able" w:cs="Geez Able"/>
-          <w:b/>
-          <w:sz w:val="24"/>
-          <w:szCs w:val="24"/>
         </w:rPr>
         <w:tab/>
       </w:r>
@@ -5078,6 +4703,15 @@
           <w:szCs w:val="24"/>
         </w:rPr>
         <w:tab/>
+      </w:r>
+      <w:r>
+        <w:rPr>
+          <w:rFonts w:ascii="Geez Able" w:hAnsi="Geez Able" w:cs="Geez Able"/>
+          <w:b/>
+          <w:sz w:val="24"/>
+          <w:szCs w:val="24"/>
+        </w:rPr>
+        <w:t xml:space="preserve">      </w:t>
       </w:r>
       <w:r>
         <w:rPr>
@@ -5108,7 +4742,7 @@
           <w:rFonts w:ascii="Geez Able" w:hAnsi="Geez Able" w:cs="Geez Able"/>
           <w:bCs/>
         </w:rPr>
-        <w:t>ወ/ሮ መ</w:t>
+        <w:t>ወ/ሮ ፋሲካ አምሳሉ ዳኘው</w:t>
       </w:r>
       <w:r>
         <w:rPr>
@@ -5116,14 +4750,7 @@
           <w:bCs/>
           <w:lang w:val="en-US"/>
         </w:rPr>
-        <w:t>ብ</w:t>
-      </w:r>
-      <w:r>
-        <w:rPr>
-          <w:rFonts w:ascii="Geez Able" w:hAnsi="Geez Able" w:cs="Geez Able"/>
-          <w:bCs/>
-        </w:rPr>
-        <w:t>ሩክ ተማም አህመድ</w:t>
+        <w:tab/>
       </w:r>
       <w:r>
         <w:rPr>
@@ -5147,7 +4774,30 @@
           <w:bCs/>
           <w:lang w:val="en-US"/>
         </w:rPr>
-        <w:tab/>
+        <w:t xml:space="preserve">            </w:t>
+      </w:r>
+      <w:r>
+        <w:rPr>
+          <w:rFonts w:ascii="Geez Able" w:hAnsi="Geez Able" w:cs="Geez Able"/>
+          <w:bCs/>
+          <w:lang w:val="en-US"/>
+        </w:rPr>
+        <w:t xml:space="preserve">       </w:t>
+      </w:r>
+      <w:r>
+        <w:rPr>
+          <w:rFonts w:ascii="Geez Able" w:hAnsi="Geez Able" w:cs="Geez Able"/>
+          <w:bCs/>
+          <w:lang w:val="en-US"/>
+        </w:rPr>
+        <w:t xml:space="preserve"> </w:t>
+      </w:r>
+      <w:r>
+        <w:rPr>
+          <w:rFonts w:ascii="Geez Able" w:hAnsi="Geez Able" w:cs="Geez Able"/>
+          <w:bCs/>
+          <w:lang w:val="en-US"/>
+        </w:rPr>
         <w:t>-----------------------------</w:t>
       </w:r>
     </w:p>
@@ -5169,7 +4819,7 @@
           <w:rFonts w:ascii="Geez Able" w:hAnsi="Geez Able" w:cs="Geez Able"/>
           <w:bCs/>
         </w:rPr>
-        <w:t>ወ/ሮ ሀ</w:t>
+        <w:t>ወ/ት ህሊና አንዱአለም ዘውዴ</w:t>
       </w:r>
       <w:r>
         <w:rPr>
@@ -5177,14 +4827,7 @@
           <w:bCs/>
           <w:lang w:val="en-US"/>
         </w:rPr>
-        <w:t>ዊ</w:t>
-      </w:r>
-      <w:r>
-        <w:rPr>
-          <w:rFonts w:ascii="Geez Able" w:hAnsi="Geez Able" w:cs="Geez Able"/>
-          <w:bCs/>
-        </w:rPr>
-        <w:t xml:space="preserve"> ዋቅሹም ከበደ</w:t>
+        <w:tab/>
       </w:r>
       <w:r>
         <w:rPr>
@@ -5216,7 +4859,30 @@
           <w:bCs/>
           <w:lang w:val="en-US"/>
         </w:rPr>
-        <w:tab/>
+        <w:t xml:space="preserve">     </w:t>
+      </w:r>
+      <w:r>
+        <w:rPr>
+          <w:rFonts w:ascii="Geez Able" w:hAnsi="Geez Able" w:cs="Geez Able"/>
+          <w:bCs/>
+          <w:lang w:val="en-US"/>
+        </w:rPr>
+        <w:t xml:space="preserve">       </w:t>
+      </w:r>
+      <w:r>
+        <w:rPr>
+          <w:rFonts w:ascii="Geez Able" w:hAnsi="Geez Able" w:cs="Geez Able"/>
+          <w:bCs/>
+          <w:lang w:val="en-US"/>
+        </w:rPr>
+        <w:t xml:space="preserve"> </w:t>
+      </w:r>
+      <w:r>
+        <w:rPr>
+          <w:rFonts w:ascii="Geez Able" w:hAnsi="Geez Able" w:cs="Geez Able"/>
+          <w:bCs/>
+          <w:lang w:val="en-US"/>
+        </w:rPr>
         <w:t>-----------------------------</w:t>
       </w:r>
     </w:p>
@@ -5238,7 +4904,7 @@
           <w:rFonts w:ascii="Geez Able" w:hAnsi="Geez Able" w:cs="Geez Able"/>
           <w:bCs/>
         </w:rPr>
-        <w:t>ወ/ሮ ጫልቱ ዴቲ በየነ</w:t>
+        <w:t>ወ/ሮ መቅደስ ጌጡ ወንድአፍራሽ</w:t>
       </w:r>
       <w:r>
         <w:rPr>
@@ -5271,193 +4937,39 @@
           <w:lang w:val="en-US"/>
         </w:rPr>
         <w:tab/>
+      </w:r>
+      <w:r>
+        <w:rPr>
+          <w:rFonts w:ascii="Geez Able" w:hAnsi="Geez Able" w:cs="Geez Able"/>
+          <w:bCs/>
+          <w:lang w:val="en-US"/>
+        </w:rPr>
+        <w:t xml:space="preserve">        </w:t>
+      </w:r>
+      <w:r>
+        <w:rPr>
+          <w:rFonts w:ascii="Geez Able" w:hAnsi="Geez Able" w:cs="Geez Able"/>
+          <w:bCs/>
+          <w:lang w:val="en-US"/>
+        </w:rPr>
+        <w:t xml:space="preserve">     </w:t>
+      </w:r>
+      <w:r>
+        <w:rPr>
+          <w:rFonts w:ascii="Geez Able" w:hAnsi="Geez Able" w:cs="Geez Able"/>
+          <w:bCs/>
+          <w:lang w:val="en-US"/>
+        </w:rPr>
         <w:t>-----------------------------</w:t>
       </w:r>
-    </w:p>
-    <w:p>
-      <w:pPr>
-        <w:pStyle w:val="ListParagraph"/>
-        <w:numPr>
-          <w:ilvl w:val="0"/>
-          <w:numId w:val="5"/>
-        </w:numPr>
-        <w:spacing w:after="200" w:line="360" w:lineRule="auto"/>
-        <w:rPr>
-          <w:rFonts w:ascii="Geez Able" w:hAnsi="Geez Able" w:cs="Geez Able"/>
-          <w:bCs/>
-        </w:rPr>
-      </w:pPr>
-      <w:r>
-        <w:rPr>
-          <w:rFonts w:ascii="Geez Able" w:hAnsi="Geez Able" w:cs="Geez Able"/>
-          <w:bCs/>
-        </w:rPr>
-        <w:t>ወ/ሮ ብልጫ ነጋ ደበላ</w:t>
-      </w:r>
-      <w:r>
-        <w:rPr>
-          <w:rFonts w:ascii="Geez Able" w:hAnsi="Geez Able" w:cs="Geez Able"/>
-          <w:bCs/>
-          <w:lang w:val="en-US"/>
+      <w:r>
+        <w:rPr>
+          <w:rFonts w:ascii="Geez Able" w:hAnsi="Geez Able" w:cs="Geez Able"/>
+          <w:bCs/>
         </w:rPr>
         <w:tab/>
-      </w:r>
-      <w:r>
-        <w:rPr>
-          <w:rFonts w:ascii="Geez Able" w:hAnsi="Geez Able" w:cs="Geez Able"/>
-          <w:bCs/>
-          <w:lang w:val="en-US"/>
-        </w:rPr>
-        <w:tab/>
-      </w:r>
-      <w:r>
-        <w:rPr>
-          <w:rFonts w:ascii="Geez Able" w:hAnsi="Geez Able" w:cs="Geez Able"/>
-          <w:bCs/>
-          <w:lang w:val="en-US"/>
-        </w:rPr>
-        <w:tab/>
-      </w:r>
-      <w:r>
-        <w:rPr>
-          <w:rFonts w:ascii="Geez Able" w:hAnsi="Geez Able" w:cs="Geez Able"/>
-          <w:bCs/>
-          <w:lang w:val="en-US"/>
-        </w:rPr>
-        <w:tab/>
-        <w:t>-----------------------------</w:t>
-      </w:r>
-    </w:p>
-    <w:p>
-      <w:pPr>
-        <w:pStyle w:val="ListParagraph"/>
-        <w:numPr>
-          <w:ilvl w:val="0"/>
-          <w:numId w:val="5"/>
-        </w:numPr>
-        <w:spacing w:after="200" w:line="360" w:lineRule="auto"/>
-        <w:rPr>
-          <w:rFonts w:ascii="Geez Able" w:hAnsi="Geez Able" w:cs="Geez Able"/>
-          <w:bCs/>
-        </w:rPr>
-      </w:pPr>
-      <w:r>
-        <w:rPr>
-          <w:rFonts w:ascii="Geez Able" w:hAnsi="Geez Able" w:cs="Geez Able"/>
-          <w:bCs/>
-        </w:rPr>
-        <w:t xml:space="preserve">ወ/ሮ ሜቶ ዩያ አህመድ        </w:t>
-      </w:r>
-      <w:r>
-        <w:rPr>
-          <w:rFonts w:ascii="Geez Able" w:hAnsi="Geez Able" w:cs="Geez Able"/>
-          <w:bCs/>
-          <w:lang w:val="en-US"/>
-        </w:rPr>
-        <w:tab/>
-      </w:r>
-      <w:r>
-        <w:rPr>
-          <w:rFonts w:ascii="Geez Able" w:hAnsi="Geez Able" w:cs="Geez Able"/>
-          <w:bCs/>
-          <w:lang w:val="en-US"/>
-        </w:rPr>
-        <w:tab/>
-      </w:r>
-      <w:r>
-        <w:rPr>
-          <w:rFonts w:ascii="Geez Able" w:hAnsi="Geez Able" w:cs="Geez Able"/>
-          <w:bCs/>
-          <w:lang w:val="en-US"/>
-        </w:rPr>
-        <w:tab/>
-        <w:t>-----------------------------</w:t>
-      </w:r>
-      <w:r>
-        <w:rPr>
-          <w:rFonts w:ascii="Geez Able" w:hAnsi="Geez Able" w:cs="Geez Able"/>
-          <w:bCs/>
-        </w:rPr>
-        <w:t xml:space="preserve">      </w:t>
-      </w:r>
-      <w:r>
-        <w:rPr>
-          <w:rFonts w:ascii="Geez Able" w:hAnsi="Geez Able" w:cs="Geez Able"/>
-          <w:bCs/>
-        </w:rPr>
-        <w:tab/>
-        <w:t xml:space="preserve">                                  </w:t>
-      </w:r>
-    </w:p>
-    <w:p>
-      <w:pPr>
-        <w:tabs>
-          <w:tab w:val="center" w:pos="4680"/>
-        </w:tabs>
-        <w:spacing w:line="288" w:lineRule="auto"/>
-        <w:jc w:val="both"/>
-        <w:rPr>
-          <w:rFonts w:ascii="Geez Able" w:hAnsi="Geez Able" w:cs="Geez Able"/>
-          <w:sz w:val="24"/>
-          <w:szCs w:val="24"/>
-        </w:rPr>
-      </w:pPr>
-    </w:p>
-    <w:p>
-      <w:pPr>
-        <w:tabs>
-          <w:tab w:val="center" w:pos="4680"/>
-        </w:tabs>
-        <w:spacing w:line="288" w:lineRule="auto"/>
-        <w:jc w:val="both"/>
-        <w:rPr>
-          <w:rFonts w:ascii="Geez Able" w:hAnsi="Geez Able" w:cs="Geez Able"/>
-          <w:sz w:val="24"/>
-          <w:szCs w:val="24"/>
-        </w:rPr>
-      </w:pPr>
-    </w:p>
-    <w:p>
-      <w:pPr>
-        <w:spacing w:line="288" w:lineRule="auto"/>
-        <w:jc w:val="center"/>
-        <w:rPr>
-          <w:rFonts w:ascii="Geez Able" w:hAnsi="Geez Able" w:cs="Geez Able"/>
-          <w:b/>
-          <w:bCs/>
-          <w:sz w:val="24"/>
-          <w:szCs w:val="24"/>
-          <w:u w:val="single"/>
-        </w:rPr>
-      </w:pPr>
-    </w:p>
-    <w:p>
-      <w:pPr>
-        <w:spacing w:line="288" w:lineRule="auto"/>
-        <w:jc w:val="center"/>
-        <w:rPr>
-          <w:rFonts w:ascii="Geez Able" w:hAnsi="Geez Able" w:cs="Geez Able"/>
-          <w:b/>
-          <w:bCs/>
-          <w:sz w:val="24"/>
-          <w:szCs w:val="24"/>
-          <w:u w:val="single"/>
-        </w:rPr>
-      </w:pPr>
-    </w:p>
-    <w:p>
-      <w:pPr>
-        <w:spacing w:line="288" w:lineRule="auto"/>
-        <w:jc w:val="center"/>
-        <w:rPr>
-          <w:rFonts w:ascii="Geez Able" w:hAnsi="Geez Able" w:cs="Geez Able"/>
-          <w:b/>
-          <w:bCs/>
-          <w:sz w:val="24"/>
-          <w:szCs w:val="24"/>
-          <w:u w:val="single"/>
-        </w:rPr>
-      </w:pPr>
+        <w:t xml:space="preserve">                                 </w:t>
+      </w:r>
     </w:p>
     <w:p>
       <w:pPr>
